--- a/report/Bao_cao_D05.docx
+++ b/report/Bao_cao_D05.docx
@@ -50,7 +50,7 @@
           <w:noProof/>
         </w:rPr>
         <w:drawing>
-          <wp:inline distT="0" distB="0" distL="0" distR="0" wp14:anchorId="308B726D" wp14:editId="70B1911E">
+          <wp:inline distT="0" distB="0" distL="0" distR="0" wp14:anchorId="0BCB9CDE" wp14:editId="1D4D98E3">
             <wp:extent cx="2268000" cy="613429"/>
             <wp:effectExtent l="0" t="0" r="0" b="0"/>
             <wp:docPr id="1" name="Picture 1"/>
@@ -118,7 +118,7 @@
         <w:jc w:val="center"/>
       </w:pPr>
       <w:r>
-        <w:t>Học phần EEE703128 · RTL-to-GDSII</w:t>
+        <w:t>Học phần EEE703128 · Từ RTL đến GDSII</w:t>
       </w:r>
     </w:p>
     <w:p>
@@ -153,7 +153,7 @@
         <w:jc w:val="center"/>
       </w:pPr>
       <w:r>
-        <w:t>Đặc tả · RTL · Kiểm chứng · Tổng hợp · Physical design</w:t>
+        <w:t>Đặc tả · RTL · Kiểm chứng · Tổng hợp · Thiết kế vật lý</w:t>
       </w:r>
     </w:p>
     <w:tbl>
@@ -321,7 +321,7 @@
             <w:sz w:val="20"/>
             <w:u w:val="single"/>
           </w:rPr>
-          <w:t xml:space="preserve">Repository: </w:t>
+          <w:t xml:space="preserve">Kho mã nguồn: </w:t>
         </w:r>
         <w:r>
           <w:rPr>
@@ -345,7 +345,7 @@
             <w:sz w:val="20"/>
             <w:u w:val="single"/>
           </w:rPr>
-          <w:t>CI RTL-to-GDSII – PASS: https://github.com/huahieu-may/D05-Gray-8bit/actions/runs/41219250115</w:t>
+          <w:t>Kiểm tra tự động – ĐẠT: https://github.com/huahieu-may/D05-Gray-8bit/actions/runs/41220729337</w:t>
         </w:r>
       </w:hyperlink>
     </w:p>
@@ -358,7 +358,7 @@
         <w:rPr>
           <w:sz w:val="20"/>
         </w:rPr>
-        <w:t>Repo Public – mã nguồn và CI có thể truy cập để đối chiếu.</w:t>
+        <w:t>Kho mã nguồn công khai – có thể mở mã và kết quả để đối chiếu.</w:t>
       </w:r>
     </w:p>
     <w:p>
@@ -812,7 +812,7 @@
         <w:rPr>
           <w:sz w:val="22"/>
         </w:rPr>
-        <w:t>Run R trong báo cáo là physical_design/runs/CI/ của artifact D05-rtl2gds-results. Các số liệu vật lý phải đối chiếu chính lượt CI này. Repository Public, giảng viên có thể mở mã nguồn, lịch sử và artifacts qua link bìa.</w:t>
+        <w:t>Run R trong báo cáo là physical_design/runs/CI/ của artifact D05 - Kết quả thiết kế vật lý. Các số liệu vật lý phải đối chiếu chính lượt CI này. Repository Public, giảng viên có thể mở mã nguồn, lịch sử và artifacts qua link bìa.</w:t>
       </w:r>
     </w:p>
     <w:p>
@@ -2498,7 +2498,7 @@
         <w:jc w:val="center"/>
       </w:pPr>
       <w:r>
-        <w:pict w14:anchorId="4995CC06">
+        <w:pict w14:anchorId="2093FE67">
           <v:group id="D05_datapath" o:spid="_x0000_s1026" style="width:468pt;height:146pt;mso-position-horizontal-relative:char;mso-position-vertical-relative:line" coordsize="900,300">
             <v:rect id="D05block0" o:spid="_x0000_s1045" style="position:absolute;left:10;top:90;width:165;height:75" fillcolor="#f1f4f7" strokecolor="#31485e" strokeweight=".8pt">
               <v:textbox inset="2pt,3pt,2pt,2pt">
@@ -2769,7 +2769,7 @@
           <w:i/>
           <w:sz w:val="21"/>
         </w:rPr>
-        <w:t>Hình 1. Datapath của d05_core, biểu diễn đúng các phép gán trong RTL.</w:t>
+        <w:t>Hình 1. Đường dữ liệu của d05_core, biểu diễn đúng các phép gán trong RTL.</w:t>
       </w:r>
     </w:p>
     <w:p>
@@ -4699,7 +4699,7 @@
           <w:noProof/>
         </w:rPr>
         <w:drawing>
-          <wp:inline distT="0" distB="0" distL="0" distR="0" wp14:anchorId="7BB5DD56" wp14:editId="0AF9154C">
+          <wp:inline distT="0" distB="0" distL="0" distR="0" wp14:anchorId="689371CF" wp14:editId="7B81FB78">
             <wp:extent cx="5868000" cy="867192"/>
             <wp:effectExtent l="0" t="0" r="0" b="0"/>
             <wp:docPr id="2" name="Picture 2" descr="Hình 2. Ảnh GTKWave gốc, phóng phần tín hiệu trong khoảng 55–145 ns."/>
@@ -5416,7 +5416,7 @@
           <w:noProof/>
         </w:rPr>
         <w:drawing>
-          <wp:inline distT="0" distB="0" distL="0" distR="0" wp14:anchorId="10B2AB33" wp14:editId="315E8BE9">
+          <wp:inline distT="0" distB="0" distL="0" distR="0" wp14:anchorId="449932AA" wp14:editId="44397834">
             <wp:extent cx="5868000" cy="867192"/>
             <wp:effectExtent l="0" t="0" r="0" b="0"/>
             <wp:docPr id="3" name="Picture 3" descr="Hình 3. Ảnh GTKWave gốc tại cạnh lên 2605 ns: B chuyển 255 → 0."/>
@@ -5586,7 +5586,7 @@
         <w:t>ứ</w:t>
       </w:r>
       <w:r>
-        <w:t>ng và flow trên GitHub</w:t>
+        <w:t>ng và quy trình trên GitHub</w:t>
       </w:r>
     </w:p>
     <w:p>
@@ -5594,10 +5594,10 @@
         <w:jc w:val="both"/>
       </w:pPr>
       <w:r>
-        <w:t xml:space="preserve">Workflow thực thi trên máy GitHub theo đúng commit được dẫn dưới đây: job 1 mô phỏng tự kiểm; job 2 tổng hợp hai phương án và chạy LibreLane tới GDSII. File cấu hình, phiên bản công cụ và metadata được lưu cùng </w:t>
-      </w:r>
-      <w:r>
-        <w:t>artifacts.</w:t>
+        <w:t xml:space="preserve">Quy trình thực thi trên máy GitHub theo đúng mã phiên bản được dẫn dưới đây: công việc 1 mô phỏng tự kiểm; công việc 2 tổng hợp hai phương án và chạy LibreLane tới GDSII. Tệp cấu hình, phiên bản công cụ và </w:t>
+      </w:r>
+      <w:r>
+        <w:t>thông tin tái lập được lưu cùng các gói kết quả.</w:t>
       </w:r>
     </w:p>
     <w:p>
@@ -5608,7 +5608,7 @@
             <w:sz w:val="20"/>
             <w:u w:val="single"/>
           </w:rPr>
-          <w:t>Repository D05: https://github.com/huahieu-may/D05-Gray-8bit</w:t>
+          <w:t>Kho mã nguồn D05: https://github.com/huahieu-may/D05-Gray-8bit</w:t>
         </w:r>
       </w:hyperlink>
     </w:p>
@@ -5620,7 +5620,7 @@
             <w:sz w:val="20"/>
             <w:u w:val="single"/>
           </w:rPr>
-          <w:t>CI RTL-to-GDSII: https://github.com/huahieu-may/D05-Gray-8bit/actions/runs/41219250115</w:t>
+          <w:t>Kiểm tra tự động: https://github.com/huahieu-may/D05-Gray-8bit/actions/runs/41220729337</w:t>
         </w:r>
       </w:hyperlink>
     </w:p>
@@ -5725,7 +5725,7 @@
               <w:rPr>
                 <w:sz w:val="21"/>
               </w:rPr>
-              <w:t>Workflow / file</w:t>
+              <w:t>Quy trình / tệp</w:t>
             </w:r>
           </w:p>
         </w:tc>
@@ -5748,7 +5748,7 @@
               <w:rPr>
                 <w:sz w:val="21"/>
               </w:rPr>
-              <w:t>D05 - RTL to GDSII / .github/workflows/rtl2gds.yml</w:t>
+              <w:t>D05 - Từ RTL đến bản vẽ GDSII / .github/workflows/rtl2gds.yml</w:t>
             </w:r>
           </w:p>
         </w:tc>
@@ -5777,7 +5777,7 @@
               <w:rPr>
                 <w:sz w:val="21"/>
               </w:rPr>
-              <w:t>Commit tạo artifacts</w:t>
+              <w:t>Mã phiên bản tạo gói kết quả</w:t>
             </w:r>
           </w:p>
         </w:tc>
@@ -5800,7 +5800,7 @@
               <w:rPr>
                 <w:sz w:val="21"/>
               </w:rPr>
-              <w:t>0844411af12d807b0765adb24ae5936f2af12d19</w:t>
+              <w:t>cc68d112c2f57bf3adb88cf69d710f78c689b153</w:t>
             </w:r>
           </w:p>
         </w:tc>
@@ -5852,7 +5852,7 @@
               <w:rPr>
                 <w:sz w:val="21"/>
               </w:rPr>
-              <w:t>push; 31/10/2026, 23:20:57 (UTC+7).</w:t>
+              <w:t>push; 23:39:26 31/10/2026 (UTC+7).</w:t>
             </w:r>
           </w:p>
         </w:tc>
@@ -5904,7 +5904,7 @@
               <w:rPr>
                 <w:sz w:val="21"/>
               </w:rPr>
-              <w:t>PASS trong 13 giây; 578 phép kiểm, 559 bước Gray đổi đúng 1 bit.</w:t>
+              <w:t>Mô phỏng và kiểm chứng RTL; 578 lượt kiểm tra, 559 bước Gray đổi đúng 1 bit.</w:t>
             </w:r>
           </w:p>
         </w:tc>
@@ -5933,7 +5933,7 @@
               <w:rPr>
                 <w:sz w:val="21"/>
               </w:rPr>
-              <w:t>Physical design</w:t>
+              <w:t>Thiết kế vật lý</w:t>
             </w:r>
           </w:p>
         </w:tc>
@@ -5956,7 +5956,13 @@
               <w:rPr>
                 <w:sz w:val="21"/>
               </w:rPr>
-              <w:t>PASS trong 159 giây; LibreLane 3.0.17; GDS và metrics đã được kiểm tra.</w:t>
+              <w:t xml:space="preserve">Thiết kế vật lý </w:t>
+            </w:r>
+            <w:r>
+              <w:rPr>
+                <w:sz w:val="21"/>
+              </w:rPr>
+              <w:t>với LibreLane và SKY130; kiểm tra GDS và các chỉ số.</w:t>
             </w:r>
           </w:p>
         </w:tc>
@@ -6008,7 +6014,7 @@
               <w:rPr>
                 <w:sz w:val="21"/>
               </w:rPr>
-              <w:t>LibreLane commit 64ef80802d3d189b476636d2a6b17888c03304ee. PDK và tool versions ở Phụ lục A.</w:t>
+              <w:t>LibreLane: 64ef80802d3d189b476636d2a6b17888c03304ee. Bộ thiết kế công nghệ (PDK) và phiên bản công cụ ở Phụ lục A.</w:t>
             </w:r>
           </w:p>
         </w:tc>
@@ -6104,7 +6110,7 @@
                 <w:b/>
                 <w:sz w:val="22"/>
               </w:rPr>
-              <w:t>Artifact</w:t>
+              <w:t>Gói kết quả</w:t>
             </w:r>
           </w:p>
         </w:tc>
@@ -6158,7 +6164,13 @@
               <w:rPr>
                 <w:sz w:val="22"/>
               </w:rPr>
-              <w:t>D05-simulation-results</w:t>
+              <w:t xml:space="preserve">D05 - </w:t>
+            </w:r>
+            <w:r>
+              <w:rPr>
+                <w:sz w:val="22"/>
+              </w:rPr>
+              <w:t>Kết quả mô phỏng</w:t>
             </w:r>
           </w:p>
         </w:tc>
@@ -6210,7 +6222,7 @@
               <w:rPr>
                 <w:sz w:val="22"/>
               </w:rPr>
-              <w:t>D05-rtl2gds-results</w:t>
+              <w:t>D05 - Kết quả thiết kế vật lý</w:t>
             </w:r>
           </w:p>
         </w:tc>
@@ -6233,7 +6245,7 @@
               <w:rPr>
                 <w:sz w:val="22"/>
               </w:rPr>
-              <w:t>GDS, final/metrics.json, resolved.json; STA/power/DRC/LVS; log từng stage; generic A/B; provenance.json.</w:t>
+              <w:t>GDS, final/metrics.json, resolved.json; báo cáo thời gian, công suất, DRC/LVS; nhật ký từng bước; tổng hợp A/B; provenance.json.</w:t>
             </w:r>
           </w:p>
         </w:tc>
@@ -6256,7 +6268,14 @@
           <w:rFonts w:ascii="Consolas" w:hAnsi="Consolas"/>
           <w:sz w:val="18"/>
         </w:rPr>
-        <w:t>PASS: du 256 buoc va quay vong 255 -&gt; 0</w:t>
+        <w:t xml:space="preserve">PASS: du 256 </w:t>
+      </w:r>
+      <w:r>
+        <w:rPr>
+          <w:rFonts w:ascii="Consolas" w:hAnsi="Consolas"/>
+          <w:sz w:val="18"/>
+        </w:rPr>
+        <w:t>buoc va quay vong 255 -&gt; 0</w:t>
       </w:r>
       <w:r>
         <w:rPr>
@@ -6299,13 +6318,13 @@
         <w:rPr>
           <w:sz w:val="22"/>
         </w:rPr>
-        <w:t xml:space="preserve">Shell bật pipefail, testbench dùng $fatal; workflow còn kiểm tra nội dung PASS/FAIL. Job vật lý kiểm đúng final/gds/d05_core.gds và final/metrics.json trong run R, không lấy file từ một run cũ. Artifact được lưu </w:t>
+        <w:t xml:space="preserve">Trình lệnh bật pipefail, bộ kiểm thử dùng $fatal; quy trình còn kiểm tra nội dung </w:t>
       </w:r>
       <w:r>
         <w:rPr>
           <w:sz w:val="22"/>
         </w:rPr>
-        <w:t>cả khi flow lỗi.</w:t>
+        <w:t>PASS/FAIL. Công việc thiết kế vật lý kiểm đúng final/gds/d05_core.gds và final/metrics.json trong run R, không lấy tệp từ một lần chạy cũ. Gói kết quả được lưu cả khi quy trình lỗi.</w:t>
       </w:r>
     </w:p>
     <w:p>
@@ -6544,7 +6563,7 @@
               <w:rPr>
                 <w:sz w:val="22"/>
               </w:rPr>
-              <w:t>Tổng cell</w:t>
+              <w:t>Tổng số ô logic</w:t>
             </w:r>
           </w:p>
         </w:tc>
@@ -6740,7 +6759,7 @@
               <w:rPr>
                 <w:sz w:val="22"/>
               </w:rPr>
-              <w:t>Cell tổ hợp</w:t>
+              <w:t>Ô logic tổ hợp</w:t>
             </w:r>
           </w:p>
         </w:tc>
@@ -6907,13 +6926,7 @@
               <w:rPr>
                 <w:sz w:val="22"/>
               </w:rPr>
-              <w:t xml:space="preserve">Bảng thống kê </w:t>
-            </w:r>
-            <w:r>
-              <w:rPr>
-                <w:sz w:val="22"/>
-              </w:rPr>
-              <w:t>cuối hai log CI; C2</w:t>
+              <w:t>Bảng thống kê cuối hai log CI; C2</w:t>
             </w:r>
           </w:p>
         </w:tc>
@@ -7027,10 +7040,10 @@
         <w:jc w:val="both"/>
       </w:pPr>
       <w:r>
-        <w:t xml:space="preserve">B tăng 19 cell, tương đương 63,33% so với A trong đúng cấu hình tổng hợp cổng chung này. Ở A, chức năng giữ trạng thái được gộp vào FF có enable. B cần thêm mạng XOR giải mã và </w:t>
-      </w:r>
-      <w:r>
-        <w:t>lựa chọn dữ liệu; kết quả sau tối ưu có 11 MUX tách riêng. Đây là số phần tử logic, không phải kết luận diện tích hoặc công suất tăng cùng tỷ lệ.</w:t>
+        <w:t xml:space="preserve">B </w:t>
+      </w:r>
+      <w:r>
+        <w:t>tăng 19 cell, tương đương 63,33% so với A trong đúng cấu hình tổng hợp cổng chung này. Ở A, chức năng giữ trạng thái được gộp vào FF có enable. B cần thêm mạng XOR giải mã và lựa chọn dữ liệu; kết quả sau tối ưu có 11 MUX tách riêng. Đây là số phần tử logic, không phải kết luận diện tích hoặc công suất tăng cùng tỷ lệ.</w:t>
       </w:r>
     </w:p>
     <w:p>
@@ -7209,7 +7222,13 @@
               <w:rPr>
                 <w:sz w:val="22"/>
               </w:rPr>
-              <w:t>Cell đã ánh xạ</w:t>
+              <w:t xml:space="preserve">Ô </w:t>
+            </w:r>
+            <w:r>
+              <w:rPr>
+                <w:sz w:val="22"/>
+              </w:rPr>
+              <w:t>chuẩn đã ánh xạ</w:t>
             </w:r>
           </w:p>
         </w:tc>
@@ -7359,7 +7378,7 @@
               <w:rPr>
                 <w:sz w:val="22"/>
               </w:rPr>
-              <w:t>Diện tích cell</w:t>
+              <w:t>Diện tích ô chuẩn</w:t>
             </w:r>
           </w:p>
         </w:tc>
@@ -7405,13 +7424,7 @@
               <w:rPr>
                 <w:sz w:val="22"/>
               </w:rPr>
-              <w:t xml:space="preserve">Tổng diện tích ô trong thư </w:t>
-            </w:r>
-            <w:r>
-              <w:rPr>
-                <w:sz w:val="22"/>
-              </w:rPr>
-              <w:t>viện.</w:t>
+              <w:t>Tổng diện tích ô trong thư viện.</w:t>
             </w:r>
           </w:p>
         </w:tc>
@@ -7486,7 +7499,13 @@
               <w:rPr>
                 <w:sz w:val="22"/>
               </w:rPr>
-              <w:t>Phần diện tích dành cho 8 phần tử nhớ.</w:t>
+              <w:t xml:space="preserve">Phần diện tích dành cho 8 </w:t>
+            </w:r>
+            <w:r>
+              <w:rPr>
+                <w:sz w:val="22"/>
+              </w:rPr>
+              <w:t>phần tử nhớ.</w:t>
             </w:r>
           </w:p>
         </w:tc>
@@ -7515,7 +7534,7 @@
               <w:rPr>
                 <w:sz w:val="22"/>
               </w:rPr>
-              <w:t>Cell tổ hợp còn lại</w:t>
+              <w:t>Ô tổ hợp còn lại</w:t>
             </w:r>
           </w:p>
         </w:tc>
@@ -7577,10 +7596,10 @@
         <w:jc w:val="both"/>
       </w:pPr>
       <w:r>
-        <w:t xml:space="preserve">Mạch có đúng 8 ô nhớ, phù hợp phân loại tuần tự. Số FF không tăng gấp đôi dù có hai đầu ra 8 bit, vì </w:t>
-      </w:r>
-      <w:r>
-        <w:t>Gray được tính từ B. Khối cộng, điều khiển và XOR tạo phần tổ hợp; không có latch ngoài ý muốn trong kết quả đã tổng hợp.</w:t>
+        <w:t xml:space="preserve">Mạch có đúng 8 ô nhớ, phù hợp phân loại tuần tự. Số FF không tăng gấp đôi dù có hai đầu ra 8 bit, vì Gray được tính từ B. Khối cộng, điều khiển và XOR tạo phần tổ hợp; không có </w:t>
+      </w:r>
+      <w:r>
+        <w:t>latch ngoài ý muốn trong kết quả đã tổng hợp.</w:t>
       </w:r>
     </w:p>
     <w:p>
@@ -7588,13 +7607,31 @@
         <w:pStyle w:val="Heading2"/>
       </w:pPr>
       <w:r>
-        <w:t>5.3. Timing trư</w:t>
+        <w:t>5.3. Phân tích th</w:t>
+      </w:r>
+      <w:r>
+        <w:t>ờ</w:t>
+      </w:r>
+      <w:r>
+        <w:t>i gian trư</w:t>
       </w:r>
       <w:r>
         <w:t>ớ</w:t>
       </w:r>
       <w:r>
-        <w:t>c layout</w:t>
+        <w:t>c đ</w:t>
+      </w:r>
+      <w:r>
+        <w:t>ặ</w:t>
+      </w:r>
+      <w:r>
+        <w:t>t tuy</w:t>
+      </w:r>
+      <w:r>
+        <w:t>ế</w:t>
+      </w:r>
+      <w:r>
+        <w:t>n</w:t>
       </w:r>
     </w:p>
     <w:p>
@@ -7638,7 +7675,25 @@
         <w:t>ả</w:t>
       </w:r>
       <w:r>
-        <w:t xml:space="preserve"> physical design</w:t>
+        <w:t xml:space="preserve"> thi</w:t>
+      </w:r>
+      <w:r>
+        <w:t>ế</w:t>
+      </w:r>
+      <w:r>
+        <w:t>t k</w:t>
+      </w:r>
+      <w:r>
+        <w:t>ế</w:t>
+      </w:r>
+      <w:r>
+        <w:t xml:space="preserve"> v</w:t>
+      </w:r>
+      <w:r>
+        <w:t>ậ</w:t>
+      </w:r>
+      <w:r>
+        <w:t>t lý</w:t>
       </w:r>
     </w:p>
     <w:p>
@@ -7646,7 +7701,7 @@
         <w:jc w:val="both"/>
       </w:pPr>
       <w:r>
-        <w:t>Phương án A được triển khai trên GitHub Actions bằng LibreLane 3.0.17, sky130A và sky130_fd_sc_hd. Run R là physical_design/runs/CI/ trong artifact D05-rtl2gds-results. Die 100 × 100 µm, mật độ placement mục tiêu 45%, clock 10 ns; flow đọc trực tiếp d05_core.sv của commit trên bìa.</w:t>
+        <w:t>Phương án A được triển khai trên GitHub Actions bằng LibreLane 3.0.17, sky130A và sky130_fd_sc_hd. Run R là physical_design/runs/CI/ trong artifact D05 - Kết quả thiết kế vật lý. Die 100 × 100 µm, mật độ placement mục tiêu 45%, clock 10 ns; flow đọc trực tiếp d05_core.sv của commit trên bìa.</w:t>
       </w:r>
     </w:p>
     <w:tbl>
@@ -7776,7 +7831,7 @@
               <w:rPr>
                 <w:sz w:val="21"/>
               </w:rPr>
-              <w:t>Diện tích die / core</w:t>
+              <w:t>Diện tích toàn khối / lõi</w:t>
             </w:r>
           </w:p>
         </w:tc>
@@ -7851,7 +7906,7 @@
               <w:rPr>
                 <w:sz w:val="21"/>
               </w:rPr>
-              <w:t>Tổng instance sau flow</w:t>
+              <w:t>Tổng số phần tử sau quy trình</w:t>
             </w:r>
           </w:p>
         </w:tc>
@@ -7926,7 +7981,7 @@
               <w:rPr>
                 <w:sz w:val="21"/>
               </w:rPr>
-              <w:t>Standard cell, chưa gồm filler</w:t>
+              <w:t>Ô chuẩn, chưa gồm ô lấp đầy</w:t>
             </w:r>
           </w:p>
         </w:tc>
@@ -8001,7 +8056,7 @@
               <w:rPr>
                 <w:sz w:val="21"/>
               </w:rPr>
-              <w:t>Flip-flop sau layout</w:t>
+              <w:t>Phần tử nhớ sau đặt tuyến</w:t>
             </w:r>
           </w:p>
         </w:tc>
@@ -8076,7 +8131,7 @@
               <w:rPr>
                 <w:sz w:val="21"/>
               </w:rPr>
-              <w:t>Mức sử dụng standard cell</w:t>
+              <w:t>Mức sử dụng ô chuẩn</w:t>
             </w:r>
           </w:p>
         </w:tc>
@@ -8226,7 +8281,7 @@
               <w:rPr>
                 <w:sz w:val="21"/>
               </w:rPr>
-              <w:t>Setup slack tổng hợp các góc</w:t>
+              <w:t>Biên thời gian thiết lập xấu nhất</w:t>
             </w:r>
           </w:p>
         </w:tc>
@@ -8301,7 +8356,7 @@
               <w:rPr>
                 <w:sz w:val="21"/>
               </w:rPr>
-              <w:t>Hold slack tổng hợp các góc</w:t>
+              <w:t>Biên thời gian giữ xấu nhất</w:t>
             </w:r>
           </w:p>
         </w:tc>
@@ -8376,7 +8431,7 @@
               <w:rPr>
                 <w:sz w:val="21"/>
               </w:rPr>
-              <w:t>Setup slack tại nom TT</w:t>
+              <w:t>Biên thời gian thiết lập tại góc TT</w:t>
             </w:r>
           </w:p>
         </w:tc>
@@ -8451,13 +8506,7 @@
               <w:rPr>
                 <w:sz w:val="21"/>
               </w:rPr>
-              <w:t xml:space="preserve">Clock skew vật </w:t>
-            </w:r>
-            <w:r>
-              <w:rPr>
-                <w:sz w:val="21"/>
-              </w:rPr>
-              <w:t>lý, cạnh lên, TT</w:t>
+              <w:t>Độ lệch xung nhịp thực, cạnh lên, TT</w:t>
             </w:r>
           </w:p>
         </w:tc>
@@ -8532,7 +8581,7 @@
               <w:rPr>
                 <w:sz w:val="21"/>
               </w:rPr>
-              <w:t>Magic / KLayout DRC</w:t>
+              <w:t>Lỗi quy tắc hình học Magic / KLayout</w:t>
             </w:r>
           </w:p>
         </w:tc>
@@ -8607,7 +8656,7 @@
               <w:rPr>
                 <w:sz w:val="21"/>
               </w:rPr>
-              <w:t>LVS / antenna</w:t>
+              <w:t>Lỗi đối chiếu sơ đồ / net vi phạm ăng-ten</w:t>
             </w:r>
           </w:p>
         </w:tc>
@@ -8630,7 +8679,13 @@
               <w:rPr>
                 <w:sz w:val="21"/>
               </w:rPr>
-              <w:t>0 lỗi / 0 net vi phạm</w:t>
+              <w:t xml:space="preserve">0 lỗi / 0 net vi </w:t>
+            </w:r>
+            <w:r>
+              <w:rPr>
+                <w:sz w:val="21"/>
+              </w:rPr>
+              <w:t>phạm</w:t>
             </w:r>
           </w:p>
         </w:tc>
@@ -8822,7 +8877,7 @@
               <w:rPr>
                 <w:sz w:val="22"/>
               </w:rPr>
-              <w:t>Clock</w:t>
+              <w:t>Mạng xung nhịp</w:t>
             </w:r>
           </w:p>
         </w:tc>
@@ -9125,13 +9180,7 @@
         <w:rPr>
           <w:sz w:val="22"/>
         </w:rPr>
-        <w:t xml:space="preserve">, lệnh C3. Đây là ước tính của STA theo hoạt động mặc </w:t>
-      </w:r>
-      <w:r>
-        <w:rPr>
-          <w:sz w:val="22"/>
-        </w:rPr>
-        <w:t>định của flow, chưa gắn VCD/SAIF của ứng dụng vào phân tích công suất. Tỷ trọng clock lớn cho thấy chi phí hạ tầng đáng kể đối với bộ đếm chỉ có 8 FF; số này không phải công suất đo trên chip.</w:t>
+        <w:t>, lệnh C3. Đây là ước tính của STA theo hoạt động mặc định của flow, chưa gắn VCD/SAIF của ứng dụng vào phân tích công suất. Tỷ trọng clock lớn cho thấy chi phí hạ tầng đáng kể đối với bộ đếm chỉ có 8 FF; số này không phải công suất đo trên chip.</w:t>
       </w:r>
     </w:p>
     <w:p>
@@ -9157,7 +9206,25 @@
         <w:t>ả</w:t>
       </w:r>
       <w:r>
-        <w:t xml:space="preserve"> physical design (ti</w:t>
+        <w:t xml:space="preserve"> thi</w:t>
+      </w:r>
+      <w:r>
+        <w:t>ế</w:t>
+      </w:r>
+      <w:r>
+        <w:t>t k</w:t>
+      </w:r>
+      <w:r>
+        <w:t>ế</w:t>
+      </w:r>
+      <w:r>
+        <w:t xml:space="preserve"> v</w:t>
+      </w:r>
+      <w:r>
+        <w:t>ậ</w:t>
+      </w:r>
+      <w:r>
+        <w:t>t lý (ti</w:t>
       </w:r>
       <w:r>
         <w:t>ế</w:t>
@@ -9177,10 +9244,19 @@
         <w:t>ớ</w:t>
       </w:r>
       <w:r>
-        <w:t xml:space="preserve">c và </w:t>
-      </w:r>
-      <w:r>
-        <w:t>sau layout</w:t>
+        <w:t>c và sau đ</w:t>
+      </w:r>
+      <w:r>
+        <w:t>ặ</w:t>
+      </w:r>
+      <w:r>
+        <w:t>t tuy</w:t>
+      </w:r>
+      <w:r>
+        <w:t>ế</w:t>
+      </w:r>
+      <w:r>
+        <w:t>n</w:t>
       </w:r>
     </w:p>
     <w:p>
@@ -9188,7 +9264,10 @@
         <w:jc w:val="both"/>
       </w:pPr>
       <w:r>
-        <w:t>Bảng dùng cùng run R. Diện tích trước layout lấy từ synthesis đã ánh xạ; diện tích sau lấy standard cell chưa gồm filler. Timing và power dùng cùng góc nom_tt_025C_1v80, chu kỳ 10 ns.</w:t>
+        <w:t xml:space="preserve">Bảng dùng cùng run R. Diện tích trước layout lấy từ synthesis đã ánh xạ; diện tích sau lấy standard cell chưa gồm filler. Timing và power </w:t>
+      </w:r>
+      <w:r>
+        <w:t>dùng cùng góc nom_tt_025C_1v80, chu kỳ 10 ns.</w:t>
       </w:r>
     </w:p>
     <w:tbl>
@@ -9265,7 +9344,7 @@
                 <w:b/>
                 <w:sz w:val="21"/>
               </w:rPr>
-              <w:t>Trước layout</w:t>
+              <w:t>Trước đặt tuyến</w:t>
             </w:r>
           </w:p>
         </w:tc>
@@ -9290,7 +9369,7 @@
                 <w:b/>
                 <w:sz w:val="21"/>
               </w:rPr>
-              <w:t>Sau layout</w:t>
+              <w:t>Sau đặt tuyến</w:t>
             </w:r>
           </w:p>
         </w:tc>
@@ -9344,7 +9423,7 @@
               <w:rPr>
                 <w:sz w:val="21"/>
               </w:rPr>
-              <w:t>Cell, chưa gồm filler</w:t>
+              <w:t>Ô chuẩn, chưa gồm ô lấp đầy</w:t>
             </w:r>
           </w:p>
         </w:tc>
@@ -9540,7 +9619,13 @@
               <w:rPr>
                 <w:sz w:val="21"/>
               </w:rPr>
-              <w:t>Setup slack, nom TT</w:t>
+              <w:t xml:space="preserve">Biên thời gian </w:t>
+            </w:r>
+            <w:r>
+              <w:rPr>
+                <w:sz w:val="21"/>
+              </w:rPr>
+              <w:t>thiết lập, góc TT danh định</w:t>
             </w:r>
           </w:p>
         </w:tc>
@@ -9638,7 +9723,7 @@
               <w:rPr>
                 <w:sz w:val="21"/>
               </w:rPr>
-              <w:t>Power, nom TT</w:t>
+              <w:t>Công suất, góc TT danh định</w:t>
             </w:r>
           </w:p>
         </w:tc>
@@ -9736,13 +9821,7 @@
               <w:rPr>
                 <w:sz w:val="21"/>
               </w:rPr>
-              <w:t xml:space="preserve">Clock skew </w:t>
-            </w:r>
-            <w:r>
-              <w:rPr>
-                <w:sz w:val="21"/>
-              </w:rPr>
-              <w:t>vật lý</w:t>
+              <w:t>Độ lệch xung nhịp thực</w:t>
             </w:r>
           </w:p>
         </w:tc>
@@ -9885,10 +9964,10 @@
         <w:jc w:val="both"/>
       </w:pPr>
       <w:r>
-        <w:t xml:space="preserve">Phần diện tích tăng tương ứng khoảng 240,230 µm² cho buffer sửa timing, 75,072 µm² cho buffer clock và 112,608 µm² cho tap. </w:t>
-      </w:r>
-      <w:r>
-        <w:t>Filler chiếm thêm 5.863,12 µm². Vì filler lấp vùng trống, tổng diện tích mọi instance gần bằng core; không thể gọi con số đó là diện tích logic của bộ đếm.</w:t>
+        <w:t xml:space="preserve">Phần </w:t>
+      </w:r>
+      <w:r>
+        <w:t>diện tích tăng tương ứng khoảng 240,230 µm² cho buffer sửa timing, 75,072 µm² cho buffer clock và 112,608 µm² cho tap. Filler chiếm thêm 5.863,12 µm². Vì filler lấp vùng trống, tổng diện tích mọi instance gần bằng core; không thể gọi con số đó là diện tích logic của bộ đếm.</w:t>
       </w:r>
     </w:p>
     <w:p>
@@ -9986,13 +10065,13 @@
         <w:rPr>
           <w:sz w:val="21"/>
         </w:rPr>
-        <w:t xml:space="preserve">SDC cuối gắn clock vào cổng clk, period 10 ns, uncertainty 0,25 ns, input/output delay 2 ns và có set_propagated_clock. Report clock cũng in setup skew 0,264433 ns, gồm </w:t>
+        <w:t xml:space="preserve">SDC cuối gắn clock vào cổng clk, period 10 ns, </w:t>
       </w:r>
       <w:r>
         <w:rPr>
           <w:sz w:val="21"/>
         </w:rPr>
-        <w:t>uncertainty và CRPR; nó khác chênh lệch arrival thuần 0,033073 ns. Các trường R2R setup còn N/A/Infinity nên không được diễn giải thành dự trữ thời gian vô hạn.</w:t>
+        <w:t>uncertainty 0,25 ns, input/output delay 2 ns và có set_propagated_clock. Report clock cũng in setup skew 0,264433 ns, gồm uncertainty và CRPR; nó khác chênh lệch arrival thuần 0,033073 ns. Các trường R2R setup còn N/A/Infinity nên không được diễn giải thành dự trữ thời gian vô hạn.</w:t>
       </w:r>
     </w:p>
     <w:p>
@@ -10012,13 +10091,13 @@
         <w:t>Ả</w:t>
       </w:r>
       <w:r>
-        <w:t>nh layout và cách đ</w:t>
-      </w:r>
-      <w:r>
-        <w:t>ọ</w:t>
-      </w:r>
-      <w:r>
-        <w:t>c</w:t>
+        <w:t>nh b</w:t>
+      </w:r>
+      <w:r>
+        <w:t>ố</w:t>
+      </w:r>
+      <w:r>
+        <w:t xml:space="preserve"> trí và đi dây</w:t>
       </w:r>
     </w:p>
     <w:p>
@@ -10032,10 +10111,10 @@
           <w:noProof/>
         </w:rPr>
         <w:drawing>
-          <wp:inline distT="0" distB="0" distL="0" distR="0" wp14:anchorId="132A2EF5" wp14:editId="54582127">
+          <wp:inline distT="0" distB="0" distL="0" distR="0" wp14:anchorId="6BC53190" wp14:editId="070B56E1">
             <wp:extent cx="4752000" cy="4752000"/>
             <wp:effectExtent l="0" t="0" r="0" b="0"/>
-            <wp:docPr id="4" name="Picture 4" descr="Hình 4. KLayout render d05_core.gds của chính run CI; nguồn R/59-klayout-render/d05_core.png."/>
+            <wp:docPr id="4" name="Picture 4" descr="Hình 4. Ảnh dựng bằng KLayout d05_core.gds của chính run CI; nguồn R/59-klayout-render/d05_core.png."/>
             <wp:cNvGraphicFramePr>
               <a:graphicFrameLocks xmlns:a="http://schemas.openxmlformats.org/drawingml/2006/main" noChangeAspect="1"/>
             </wp:cNvGraphicFramePr>
@@ -10079,7 +10158,7 @@
           <w:i/>
           <w:sz w:val="21"/>
         </w:rPr>
-        <w:t>Hình 4. KLayout render d05_core.gds của chính run CI; nguồn R/59-klayout-render/d05_core.png.</w:t>
+        <w:t>Hình 4. Ảnh dựng bằng KLayout d05_core.gds của chính run CI; nguồn R/59-klayout-render/d05_core.png.</w:t>
       </w:r>
     </w:p>
     <w:tbl>
@@ -10258,13 +10337,7 @@
               <w:rPr>
                 <w:sz w:val="22"/>
               </w:rPr>
-              <w:t xml:space="preserve">Có cả </w:t>
-            </w:r>
-            <w:r>
-              <w:rPr>
-                <w:sz w:val="22"/>
-              </w:rPr>
-              <w:t>filler, tap và hạ tầng vật lý; metrics cho biết 1.624 filler và 90 tap.</w:t>
+              <w:t>Có cả filler, tap và hạ tầng vật lý; metrics cho biết 1.624 filler và 90 tap.</w:t>
             </w:r>
           </w:p>
         </w:tc>
@@ -10316,7 +10389,13 @@
               <w:rPr>
                 <w:sz w:val="22"/>
               </w:rPr>
-              <w:t>Hạ tầng nguồn và kết nối I/O. Đối chiếu SPECIALNETS VPWR/VGND trong final/def/d05_core.def để nhận diện nguồn, không chỉ dựa vào màu lớp.</w:t>
+              <w:t xml:space="preserve">Hạ tầng nguồn và </w:t>
+            </w:r>
+            <w:r>
+              <w:rPr>
+                <w:sz w:val="22"/>
+              </w:rPr>
+              <w:t>kết nối I/O. Đối chiếu SPECIALNETS VPWR/VGND trong final/def/d05_core.def để nhận diện nguồn, không chỉ dựa vào màu lớp.</w:t>
             </w:r>
           </w:p>
         </w:tc>
@@ -10444,13 +10523,13 @@
         <w:rPr>
           <w:sz w:val="22"/>
         </w:rPr>
-        <w:t xml:space="preserve">Câu hỏi D05 được lưu trong </w:t>
+        <w:t xml:space="preserve">Câu hỏi D05 được lưu trong 01_REQUIREMENT/requirements.md: “Tính chất 'mỗi bước chỉ đổi một bit' là lý do bộ đếm Gray được dùng ở ranh giới hai miền xung nhịp. Kiểm chứng </w:t>
       </w:r>
       <w:r>
         <w:rPr>
           <w:sz w:val="22"/>
         </w:rPr>
-        <w:t>01_REQUIREMENT/requirements.md: “Tính chất 'mỗi bước chỉ đổi một bit' là lý do bộ đếm Gray được dùng ở ranh giới hai miền xung nhịp. Kiểm chứng tính chất này bằng mô phỏng cho đủ 256 bước, và nêu trong báo cáo vì sao nó quan trọng.”</w:t>
+        <w:t>tính chất này bằng mô phỏng cho đủ 256 bước, và nêu trong báo cáo vì sao nó quan trọng.”</w:t>
       </w:r>
     </w:p>
     <w:p>
@@ -10559,13 +10638,7 @@
         <w:rPr>
           <w:b/>
         </w:rPr>
-        <w:t>G(B) ⊕ G(B′) = D ⊕</w:t>
-      </w:r>
-      <w:r>
-        <w:rPr>
-          <w:b/>
-        </w:rPr>
-        <w:t xml:space="preserve"> (D &gt;&gt; 1)</w:t>
+        <w:t>G(B) ⊕ G(B′) = D ⊕ (D &gt;&gt; 1)</w:t>
       </w:r>
     </w:p>
     <w:p>
@@ -10573,7 +10646,10 @@
         <w:jc w:val="both"/>
       </w:pPr>
       <w:r>
-        <w:t>Khi B chưa bằng 255 và có k bit 1 liên tiếp ở cuối, D có k+1 bit 1 ở cuối: D = 2^(k+1) − 1, với 0 ≤ k ≤ 7. Khi XOR D với D dịch phải, chỉ còn bit k bằng 1. Riêng B = 255 quay về 0: D = 11111111, nên D ⊕ (D &gt;&gt; 1) = 10000000. Cả hai trường hợp đều có đúng một bit khác.</w:t>
+        <w:t xml:space="preserve">Khi B chưa bằng 255 và có k bit 1 liên tiếp ở cuối, D có k+1 bit 1 ở cuối: D = 2^(k+1) − 1, với 0 ≤ k ≤ 7. Khi XOR D với D dịch </w:t>
+      </w:r>
+      <w:r>
+        <w:t>phải, chỉ còn bit k bằng 1. Riêng B = 255 quay về 0: D = 11111111, nên D ⊕ (D &gt;&gt; 1) = 10000000. Cả hai trường hợp đều có đúng một bit khác.</w:t>
       </w:r>
     </w:p>
     <w:tbl>
@@ -11120,10 +11196,7 @@
         <w:t>ớ</w:t>
       </w:r>
       <w:r>
-        <w:t xml:space="preserve">i </w:t>
-      </w:r>
-      <w:r>
-        <w:t>clock</w:t>
+        <w:t>i clock</w:t>
       </w:r>
     </w:p>
     <w:p>
@@ -11131,7 +11204,10 @@
         <w:jc w:val="both"/>
       </w:pPr>
       <w:r>
-        <w:t>Nhị phân 127 → 128 làm cả 8 bit đổi, còn Gray tương ứng chỉ đổi một bit. Khi tín hiệu được đăng ký đúng cách và các đường truyền thỏa điều kiện về skew, Gray giảm khả năng lấy mẫu một tổ hợp pha trộn nhiều bit đang chuyển. Tuy nhiên, nó không tự loại bỏ metastability và không thay cho các FF đồng bộ ở miền nhận.</w:t>
+        <w:t xml:space="preserve">Nhị phân 127 → 128 làm cả 8 bit đổi, còn Gray tương ứng chỉ đổi một bit. Khi tín hiệu được đăng ký đúng cách và các đường </w:t>
+      </w:r>
+      <w:r>
+        <w:t>truyền thỏa điều kiện về skew, Gray giảm khả năng lấy mẫu một tổ hợp pha trộn nhiều bit đang chuyển. Tuy nhiên, nó không tự loại bỏ metastability và không thay cho các FF đồng bộ ở miền nhận.</w:t>
       </w:r>
     </w:p>
     <w:p>
@@ -11400,7 +11476,13 @@
               <w:rPr>
                 <w:sz w:val="22"/>
               </w:rPr>
-              <w:t>CDC và metastability</w:t>
+              <w:t xml:space="preserve">CDC và </w:t>
+            </w:r>
+            <w:r>
+              <w:rPr>
+                <w:sz w:val="22"/>
+              </w:rPr>
+              <w:t>metastability</w:t>
             </w:r>
           </w:p>
         </w:tc>
@@ -11452,13 +11534,7 @@
               <w:rPr>
                 <w:sz w:val="22"/>
               </w:rPr>
-              <w:t xml:space="preserve">Wrapper Tiny </w:t>
-            </w:r>
-            <w:r>
-              <w:rPr>
-                <w:sz w:val="22"/>
-              </w:rPr>
-              <w:t>Tapeout</w:t>
+              <w:t>Wrapper Tiny Tapeout</w:t>
             </w:r>
           </w:p>
         </w:tc>
@@ -11533,7 +11609,13 @@
               <w:rPr>
                 <w:sz w:val="22"/>
               </w:rPr>
-              <w:t>Các trường R2R setup còn N/A/Infinity; power là ước tính mặc định, chưa có hoạt động ứng dụng gắn vào.</w:t>
+              <w:t xml:space="preserve">Các trường R2R </w:t>
+            </w:r>
+            <w:r>
+              <w:rPr>
+                <w:sz w:val="22"/>
+              </w:rPr>
+              <w:t>setup còn N/A/Infinity; power là ước tính mặc định, chưa có hoạt động ứng dụng gắn vào.</w:t>
             </w:r>
           </w:p>
         </w:tc>
@@ -11562,13 +11644,7 @@
               <w:rPr>
                 <w:sz w:val="22"/>
               </w:rPr>
-              <w:t xml:space="preserve">Điều kiện triển khai ngoài bài </w:t>
-            </w:r>
-            <w:r>
-              <w:rPr>
-                <w:sz w:val="22"/>
-              </w:rPr>
-              <w:t>học</w:t>
+              <w:t>Điều kiện triển khai ngoài bài học</w:t>
             </w:r>
           </w:p>
         </w:tc>
@@ -11607,7 +11683,7 @@
         <w:jc w:val="both"/>
       </w:pPr>
       <w:r>
-        <w:t>Phần còn cần thực hiện là kiểm tra netlist sau route kèm SDF và tích hợp clock/IO. Hai job CI cung cấp bằng chứng tái lập cho phạm vi RTL và implementation đã ghi; kết quả chưa thay thế các bước kiểm chứng bổ sung này.</w:t>
+        <w:t>Phần còn cần thực hiện là kiểm tra netlist sau route kèm SDF và tích hợp clock/IO. Hai công việc kiểm tra tự động cung cấp bằng chứng tái lập cho phạm vi RTL và implementation đã ghi; kết quả chưa thay thế các bước kiểm chứng bổ sung này.</w:t>
       </w:r>
     </w:p>
     <w:p>
@@ -11650,13 +11726,13 @@
         <w:rPr>
           <w:sz w:val="21"/>
         </w:rPr>
-        <w:t xml:space="preserve">[1] Tài liệu học phần EEE703128 của giảng viên Đinh Văn Nam: p_huong_dan_chung(2).html, p_mau_bao_cao(3).html, p_tieu_chi_cham(2).html và </w:t>
+        <w:t xml:space="preserve">[1] Tài liệu học </w:t>
       </w:r>
       <w:r>
         <w:rPr>
           <w:sz w:val="21"/>
         </w:rPr>
-        <w:t>p_mau_ci(2).html, bản người thực hiện cung cấp ngày 31/10/2026.</w:t>
+        <w:t>phần EEE703128 của giảng viên Đinh Văn Nam: p_huong_dan_chung(2).html, p_mau_bao_cao(3).html, p_tieu_chi_cham(2).html và p_mau_ci(2).html, bản người thực hiện cung cấp ngày 31/10/2026.</w:t>
       </w:r>
     </w:p>
     <w:p>
@@ -11667,7 +11743,7 @@
         <w:rPr>
           <w:sz w:val="21"/>
         </w:rPr>
-        <w:t>[2] Yêu cầu D05 và mã nguồn ở repo cá nhân. [3] Ảnh GTKWave nguồn của D05. [4] Artifact D05-rtl2gds-results: resolved.json, flow.log, stat.rpt, STA, metrics, GDS và ảnh KLayout render. [5] Lượt GitHub Actions ở bìa và artifact D05-simulation-results.</w:t>
+        <w:t>[2] Yêu cầu D05 và mã nguồn ở repo cá nhân. [3] Ảnh GTKWave nguồn của D05. [4] Artifact D05 - Kết quả thiết kế vật lý: resolved.json, flow.log, stat.rpt, STA, metrics, GDS và ảnh KLayout render. [5] Lượt GitHub Actions ở bìa và artifact D05 - Kết quả mô phỏng.</w:t>
       </w:r>
     </w:p>
     <w:p>
@@ -11710,7 +11786,7 @@
             <w:sz w:val="20"/>
             <w:u w:val="single"/>
           </w:rPr>
-          <w:t>Repo: https://github.com/huahieu-may/D05-Gray-8bit</w:t>
+          <w:t>Kho mã nguồn: https://github.com/huahieu-may/D05-Gray-8bit</w:t>
         </w:r>
       </w:hyperlink>
     </w:p>
@@ -11722,7 +11798,7 @@
             <w:sz w:val="20"/>
             <w:u w:val="single"/>
           </w:rPr>
-          <w:t>CI: https://github.com/huahieu-may/D05-Gray-8bit/actions/runs/41219250115</w:t>
+          <w:t>CI: https://github.com/huahieu-may/D05-Gray-8bit/actions/runs/41220729337</w:t>
         </w:r>
       </w:hyperlink>
     </w:p>
@@ -11827,7 +11903,7 @@
               <w:rPr>
                 <w:sz w:val="21"/>
               </w:rPr>
-              <w:t>Commit CI (SHA đầy đủ)</w:t>
+              <w:t>Mã phiên bản CI (SHA đầy đủ)</w:t>
             </w:r>
           </w:p>
         </w:tc>
@@ -11850,7 +11926,7 @@
               <w:rPr>
                 <w:sz w:val="21"/>
               </w:rPr>
-              <w:t>0844411af12d807b0765adb24ae5936f2af12d19</w:t>
+              <w:t>cc68d112c2f57bf3adb88cf69d710f78c689b153</w:t>
             </w:r>
           </w:p>
         </w:tc>
@@ -11879,7 +11955,7 @@
               <w:rPr>
                 <w:sz w:val="21"/>
               </w:rPr>
-              <w:t>Commit nguồn ban đầu</w:t>
+              <w:t>Mã phiên bản nguồn ban đầu</w:t>
             </w:r>
           </w:p>
         </w:tc>
@@ -11902,7 +11978,13 @@
               <w:rPr>
                 <w:sz w:val="21"/>
               </w:rPr>
-              <w:t>451df242e7ed03b2a8b2b43eec5e43f594e89202; 30/10/2026. Commit workflow: 31/10/2026. Không tạo lại lịch sử mốc đã qua.</w:t>
+              <w:t xml:space="preserve">451df242e7ed03b2a8b2b43eec5e43f594e89202; 30/10/2026. Commit workflow: </w:t>
+            </w:r>
+            <w:r>
+              <w:rPr>
+                <w:sz w:val="21"/>
+              </w:rPr>
+              <w:t>31/10/2026. Không tạo lại lịch sử mốc đã qua.</w:t>
             </w:r>
           </w:p>
         </w:tc>
@@ -12035,7 +12117,7 @@
               <w:rPr>
                 <w:sz w:val="21"/>
               </w:rPr>
-              <w:t>Flow vật lý</w:t>
+              <w:t>Quy trình thiết kế vật lý</w:t>
             </w:r>
           </w:p>
         </w:tc>
@@ -12214,13 +12296,7 @@
               <w:rPr>
                 <w:sz w:val="21"/>
               </w:rPr>
-              <w:t xml:space="preserve">Clock 10 ns; uncertainty 0,25 ns; input/output delay 2 ns; tham chiếu </w:t>
-            </w:r>
-            <w:r>
-              <w:rPr>
-                <w:sz w:val="21"/>
-              </w:rPr>
-              <w:t>final/sdc/d05_core.sdc.</w:t>
+              <w:t>Clock 10 ns; uncertainty 0,25 ns; input/output delay 2 ns; tham chiếu final/sdc/d05_core.sdc.</w:t>
             </w:r>
           </w:p>
         </w:tc>
@@ -12272,7 +12348,7 @@
               <w:rPr>
                 <w:sz w:val="21"/>
               </w:rPr>
-              <w:t>physical_design/runs/CI/ trong artifact D05-rtl2gds-results của lượt CI được dẫn.</w:t>
+              <w:t>physical_design/runs/CI/ trong artifact D05 - Kết quả thiết kế vật lý của lượt CI được dẫn.</w:t>
             </w:r>
           </w:p>
         </w:tc>
@@ -12358,10 +12434,7 @@
         <w:t>ọ</w:t>
       </w:r>
       <w:r>
-        <w:t xml:space="preserve">c </w:t>
-      </w:r>
-      <w:r>
-        <w:t>b</w:t>
+        <w:t>c b</w:t>
       </w:r>
       <w:r>
         <w:t>ằ</w:t>
@@ -12423,12 +12496,6 @@
           <w:sz w:val="17"/>
         </w:rPr>
         <w:br/>
-      </w:r>
-      <w:r>
-        <w:rPr>
-          <w:rFonts w:ascii="Consolas" w:hAnsi="Consolas"/>
-          <w:sz w:val="17"/>
-        </w:rPr>
         <w:t xml:space="preserve">  05_VERIFICATION/testbench/d05_core_tb.sv</w:t>
       </w:r>
       <w:r>
@@ -12448,7 +12515,13 @@
         <w:rPr>
           <w:sz w:val="21"/>
         </w:rPr>
-        <w:t>C2 — Trong môi trường LibreLane 3.0.17 (Yosys 0.62), tổng hợp cả hai top:</w:t>
+        <w:t xml:space="preserve">C2 — Trong môi </w:t>
+      </w:r>
+      <w:r>
+        <w:rPr>
+          <w:sz w:val="21"/>
+        </w:rPr>
+        <w:t>trường LibreLane 3.0.17 (Yosys 0.62), tổng hợp cả hai top:</w:t>
       </w:r>
     </w:p>
     <w:p>
@@ -12498,7 +12571,7 @@
         <w:rPr>
           <w:sz w:val="21"/>
         </w:rPr>
-        <w:t>C3 — Workflow khóa LibreLane ở revision dưới đây; chạy script .github/ci/run_physical.sh để ghi phiên bản và metadata đầy đủ:</w:t>
+        <w:t>C3 — Quy trình khóa LibreLane ở revision dưới đây; chạy script .github/ci/run_physical.sh để ghi phiên bản và metadata đầy đủ:</w:t>
       </w:r>
     </w:p>
     <w:p>
@@ -12996,7 +13069,13 @@
               <w:rPr>
                 <w:sz w:val="20"/>
               </w:rPr>
-              <w:t>B XOR (B&gt;&gt;1); popcount và seen_gray</w:t>
+              <w:t xml:space="preserve">B XOR (B&gt;&gt;1); </w:t>
+            </w:r>
+            <w:r>
+              <w:rPr>
+                <w:sz w:val="20"/>
+              </w:rPr>
+              <w:t>popcount và seen_gray</w:t>
             </w:r>
           </w:p>
         </w:tc>
@@ -13192,7 +13271,7 @@
               <w:rPr>
                 <w:sz w:val="20"/>
               </w:rPr>
-              <w:t>Core d05_core, sky130A</w:t>
+              <w:t>Khối lõi d05_core, sky130A</w:t>
             </w:r>
           </w:p>
         </w:tc>
@@ -13238,7 +13317,13 @@
               <w:rPr>
                 <w:sz w:val="20"/>
               </w:rPr>
-              <w:t>Cùng commit CI; xem điều kiện STA.</w:t>
+              <w:t xml:space="preserve">Cùng commit CI; xem </w:t>
+            </w:r>
+            <w:r>
+              <w:rPr>
+                <w:sz w:val="20"/>
+              </w:rPr>
+              <w:t>điều kiện STA.</w:t>
             </w:r>
           </w:p>
         </w:tc>
@@ -13388,13 +13473,7 @@
               <w:rPr>
                 <w:sz w:val="20"/>
               </w:rPr>
-              <w:t xml:space="preserve">Lịch sử thật; </w:t>
-            </w:r>
-            <w:r>
-              <w:rPr>
-                <w:sz w:val="20"/>
-              </w:rPr>
-              <w:t>workflow 2 job</w:t>
+              <w:t>Lịch sử thật; workflow 2 job</w:t>
             </w:r>
           </w:p>
         </w:tc>
@@ -13633,7 +13712,7 @@
               <w:rPr>
                 <w:sz w:val="20"/>
               </w:rPr>
-              <w:t>run.json; log job và D05-simulation-results/</w:t>
+              <w:t>run.json; log job và D05 - Kết quả mô phỏng/</w:t>
             </w:r>
           </w:p>
         </w:tc>
@@ -13783,7 +13862,13 @@
               <w:rPr>
                 <w:sz w:val="20"/>
               </w:rPr>
-              <w:t>D05-rtl2gds-results/build/physical/generic/</w:t>
+              <w:t xml:space="preserve">D05 - </w:t>
+            </w:r>
+            <w:r>
+              <w:rPr>
+                <w:sz w:val="20"/>
+              </w:rPr>
+              <w:t>Kết quả thiết kế vật lý/build/physical/generic/</w:t>
             </w:r>
           </w:p>
         </w:tc>
@@ -14125,13 +14210,7 @@
         <w:rPr>
           <w:sz w:val="21"/>
         </w:rPr>
-        <w:t xml:space="preserve">R là </w:t>
-      </w:r>
-      <w:r>
-        <w:rPr>
-          <w:sz w:val="21"/>
-        </w:rPr>
-        <w:t>physical_design/runs/CI/ bên trong artifact D05-rtl2gds-results. Tải artifacts từ link CI trên bìa, giải nén tại gốc repo để dùng lệnh C4. GDS và ảnh KLayout render trong artifact được tạo bởi cùng lượt chạy.</w:t>
+        <w:t>R là physical_design/runs/CI/ bên trong artifact D05 - Kết quả thiết kế vật lý. Tải artifacts từ link CI trên bìa, giải nén tại gốc repo để dùng lệnh C4. GDS và ảnh KLayout render trong artifact được tạo bởi cùng lượt chạy.</w:t>
       </w:r>
     </w:p>
     <w:p>
@@ -14557,31 +14636,31 @@
       </w:rPr>
     </w:lvl>
   </w:abstractNum>
-  <w:num w:numId="1" w16cid:durableId="1098453488">
+  <w:num w:numId="1" w16cid:durableId="1176768484">
     <w:abstractNumId w:val="8"/>
   </w:num>
-  <w:num w:numId="2" w16cid:durableId="1259407244">
+  <w:num w:numId="2" w16cid:durableId="622270085">
     <w:abstractNumId w:val="6"/>
   </w:num>
-  <w:num w:numId="3" w16cid:durableId="733115452">
+  <w:num w:numId="3" w16cid:durableId="1578979835">
     <w:abstractNumId w:val="5"/>
   </w:num>
-  <w:num w:numId="4" w16cid:durableId="2025815775">
+  <w:num w:numId="4" w16cid:durableId="1692878782">
     <w:abstractNumId w:val="4"/>
   </w:num>
-  <w:num w:numId="5" w16cid:durableId="1568148303">
+  <w:num w:numId="5" w16cid:durableId="751395350">
     <w:abstractNumId w:val="7"/>
   </w:num>
-  <w:num w:numId="6" w16cid:durableId="1796560074">
+  <w:num w:numId="6" w16cid:durableId="1158692260">
     <w:abstractNumId w:val="3"/>
   </w:num>
-  <w:num w:numId="7" w16cid:durableId="383063454">
+  <w:num w:numId="7" w16cid:durableId="1336884478">
     <w:abstractNumId w:val="2"/>
   </w:num>
-  <w:num w:numId="8" w16cid:durableId="812983084">
+  <w:num w:numId="8" w16cid:durableId="1618872493">
     <w:abstractNumId w:val="1"/>
   </w:num>
-  <w:num w:numId="9" w16cid:durableId="165437709">
+  <w:num w:numId="9" w16cid:durableId="900557167">
     <w:abstractNumId w:val="0"/>
   </w:num>
 </w:numbering>

--- a/report/Bao_cao_D05.docx
+++ b/report/Bao_cao_D05.docx
@@ -50,7 +50,7 @@
           <w:noProof/>
         </w:rPr>
         <w:drawing>
-          <wp:inline distT="0" distB="0" distL="0" distR="0" wp14:anchorId="0BCB9CDE" wp14:editId="1D4D98E3">
+          <wp:inline distT="0" distB="0" distL="0" distR="0" wp14:anchorId="308B726D" wp14:editId="70B1911E">
             <wp:extent cx="2268000" cy="613429"/>
             <wp:effectExtent l="0" t="0" r="0" b="0"/>
             <wp:docPr id="1" name="Picture 1"/>
@@ -118,7 +118,7 @@
         <w:jc w:val="center"/>
       </w:pPr>
       <w:r>
-        <w:t>Học phần EEE703128 · Từ RTL đến GDSII</w:t>
+        <w:t>Học phần EEE703128 · RTL-to-GDSII</w:t>
       </w:r>
     </w:p>
     <w:p>
@@ -153,7 +153,7 @@
         <w:jc w:val="center"/>
       </w:pPr>
       <w:r>
-        <w:t>Đặc tả · RTL · Kiểm chứng · Tổng hợp · Thiết kế vật lý</w:t>
+        <w:t>Đặc tả · RTL · Kiểm chứng · Tổng hợp · Physical design</w:t>
       </w:r>
     </w:p>
     <w:tbl>
@@ -321,7 +321,7 @@
             <w:sz w:val="20"/>
             <w:u w:val="single"/>
           </w:rPr>
-          <w:t xml:space="preserve">Kho mã nguồn: </w:t>
+          <w:t xml:space="preserve">Repository: </w:t>
         </w:r>
         <w:r>
           <w:rPr>
@@ -345,7 +345,7 @@
             <w:sz w:val="20"/>
             <w:u w:val="single"/>
           </w:rPr>
-          <w:t>Kiểm tra tự động – ĐẠT: https://github.com/huahieu-may/D05-Gray-8bit/actions/runs/41220729337</w:t>
+          <w:t>CI RTL-to-GDSII – PASS: https://github.com/huahieu-may/D05-Gray-8bit/actions/runs/41219250115</w:t>
         </w:r>
       </w:hyperlink>
     </w:p>
@@ -358,7 +358,7 @@
         <w:rPr>
           <w:sz w:val="20"/>
         </w:rPr>
-        <w:t>Kho mã nguồn công khai – có thể mở mã và kết quả để đối chiếu.</w:t>
+        <w:t>Repo Public – mã nguồn và CI có thể truy cập để đối chiếu.</w:t>
       </w:r>
     </w:p>
     <w:p>
@@ -812,7 +812,7 @@
         <w:rPr>
           <w:sz w:val="22"/>
         </w:rPr>
-        <w:t>Run R trong báo cáo là physical_design/runs/CI/ của artifact D05 - Kết quả thiết kế vật lý. Các số liệu vật lý phải đối chiếu chính lượt CI này. Repository Public, giảng viên có thể mở mã nguồn, lịch sử và artifacts qua link bìa.</w:t>
+        <w:t>Run R trong báo cáo là physical_design/runs/CI/ của artifact D05-rtl2gds-results. Các số liệu vật lý phải đối chiếu chính lượt CI này. Repository Public, giảng viên có thể mở mã nguồn, lịch sử và artifacts qua link bìa.</w:t>
       </w:r>
     </w:p>
     <w:p>
@@ -2498,7 +2498,7 @@
         <w:jc w:val="center"/>
       </w:pPr>
       <w:r>
-        <w:pict w14:anchorId="2093FE67">
+        <w:pict w14:anchorId="4995CC06">
           <v:group id="D05_datapath" o:spid="_x0000_s1026" style="width:468pt;height:146pt;mso-position-horizontal-relative:char;mso-position-vertical-relative:line" coordsize="900,300">
             <v:rect id="D05block0" o:spid="_x0000_s1045" style="position:absolute;left:10;top:90;width:165;height:75" fillcolor="#f1f4f7" strokecolor="#31485e" strokeweight=".8pt">
               <v:textbox inset="2pt,3pt,2pt,2pt">
@@ -2769,7 +2769,7 @@
           <w:i/>
           <w:sz w:val="21"/>
         </w:rPr>
-        <w:t>Hình 1. Đường dữ liệu của d05_core, biểu diễn đúng các phép gán trong RTL.</w:t>
+        <w:t>Hình 1. Datapath của d05_core, biểu diễn đúng các phép gán trong RTL.</w:t>
       </w:r>
     </w:p>
     <w:p>
@@ -4699,7 +4699,7 @@
           <w:noProof/>
         </w:rPr>
         <w:drawing>
-          <wp:inline distT="0" distB="0" distL="0" distR="0" wp14:anchorId="689371CF" wp14:editId="7B81FB78">
+          <wp:inline distT="0" distB="0" distL="0" distR="0" wp14:anchorId="7BB5DD56" wp14:editId="0AF9154C">
             <wp:extent cx="5868000" cy="867192"/>
             <wp:effectExtent l="0" t="0" r="0" b="0"/>
             <wp:docPr id="2" name="Picture 2" descr="Hình 2. Ảnh GTKWave gốc, phóng phần tín hiệu trong khoảng 55–145 ns."/>
@@ -5416,7 +5416,7 @@
           <w:noProof/>
         </w:rPr>
         <w:drawing>
-          <wp:inline distT="0" distB="0" distL="0" distR="0" wp14:anchorId="449932AA" wp14:editId="44397834">
+          <wp:inline distT="0" distB="0" distL="0" distR="0" wp14:anchorId="10B2AB33" wp14:editId="315E8BE9">
             <wp:extent cx="5868000" cy="867192"/>
             <wp:effectExtent l="0" t="0" r="0" b="0"/>
             <wp:docPr id="3" name="Picture 3" descr="Hình 3. Ảnh GTKWave gốc tại cạnh lên 2605 ns: B chuyển 255 → 0."/>
@@ -5586,7 +5586,7 @@
         <w:t>ứ</w:t>
       </w:r>
       <w:r>
-        <w:t>ng và quy trình trên GitHub</w:t>
+        <w:t>ng và flow trên GitHub</w:t>
       </w:r>
     </w:p>
     <w:p>
@@ -5594,10 +5594,10 @@
         <w:jc w:val="both"/>
       </w:pPr>
       <w:r>
-        <w:t xml:space="preserve">Quy trình thực thi trên máy GitHub theo đúng mã phiên bản được dẫn dưới đây: công việc 1 mô phỏng tự kiểm; công việc 2 tổng hợp hai phương án và chạy LibreLane tới GDSII. Tệp cấu hình, phiên bản công cụ và </w:t>
-      </w:r>
-      <w:r>
-        <w:t>thông tin tái lập được lưu cùng các gói kết quả.</w:t>
+        <w:t xml:space="preserve">Workflow thực thi trên máy GitHub theo đúng commit được dẫn dưới đây: job 1 mô phỏng tự kiểm; job 2 tổng hợp hai phương án và chạy LibreLane tới GDSII. File cấu hình, phiên bản công cụ và metadata được lưu cùng </w:t>
+      </w:r>
+      <w:r>
+        <w:t>artifacts.</w:t>
       </w:r>
     </w:p>
     <w:p>
@@ -5608,7 +5608,7 @@
             <w:sz w:val="20"/>
             <w:u w:val="single"/>
           </w:rPr>
-          <w:t>Kho mã nguồn D05: https://github.com/huahieu-may/D05-Gray-8bit</w:t>
+          <w:t>Repository D05: https://github.com/huahieu-may/D05-Gray-8bit</w:t>
         </w:r>
       </w:hyperlink>
     </w:p>
@@ -5620,7 +5620,7 @@
             <w:sz w:val="20"/>
             <w:u w:val="single"/>
           </w:rPr>
-          <w:t>Kiểm tra tự động: https://github.com/huahieu-may/D05-Gray-8bit/actions/runs/41220729337</w:t>
+          <w:t>CI RTL-to-GDSII: https://github.com/huahieu-may/D05-Gray-8bit/actions/runs/41219250115</w:t>
         </w:r>
       </w:hyperlink>
     </w:p>
@@ -5725,7 +5725,7 @@
               <w:rPr>
                 <w:sz w:val="21"/>
               </w:rPr>
-              <w:t>Quy trình / tệp</w:t>
+              <w:t>Workflow / file</w:t>
             </w:r>
           </w:p>
         </w:tc>
@@ -5748,7 +5748,7 @@
               <w:rPr>
                 <w:sz w:val="21"/>
               </w:rPr>
-              <w:t>D05 - Từ RTL đến bản vẽ GDSII / .github/workflows/rtl2gds.yml</w:t>
+              <w:t>D05 - RTL to GDSII / .github/workflows/rtl2gds.yml</w:t>
             </w:r>
           </w:p>
         </w:tc>
@@ -5777,7 +5777,7 @@
               <w:rPr>
                 <w:sz w:val="21"/>
               </w:rPr>
-              <w:t>Mã phiên bản tạo gói kết quả</w:t>
+              <w:t>Commit tạo artifacts</w:t>
             </w:r>
           </w:p>
         </w:tc>
@@ -5800,7 +5800,7 @@
               <w:rPr>
                 <w:sz w:val="21"/>
               </w:rPr>
-              <w:t>cc68d112c2f57bf3adb88cf69d710f78c689b153</w:t>
+              <w:t>0844411af12d807b0765adb24ae5936f2af12d19</w:t>
             </w:r>
           </w:p>
         </w:tc>
@@ -5852,7 +5852,7 @@
               <w:rPr>
                 <w:sz w:val="21"/>
               </w:rPr>
-              <w:t>push; 23:39:26 31/10/2026 (UTC+7).</w:t>
+              <w:t>push; 31/10/2026, 23:20:57 (UTC+7).</w:t>
             </w:r>
           </w:p>
         </w:tc>
@@ -5904,7 +5904,7 @@
               <w:rPr>
                 <w:sz w:val="21"/>
               </w:rPr>
-              <w:t>Mô phỏng và kiểm chứng RTL; 578 lượt kiểm tra, 559 bước Gray đổi đúng 1 bit.</w:t>
+              <w:t>PASS trong 13 giây; 578 phép kiểm, 559 bước Gray đổi đúng 1 bit.</w:t>
             </w:r>
           </w:p>
         </w:tc>
@@ -5933,7 +5933,7 @@
               <w:rPr>
                 <w:sz w:val="21"/>
               </w:rPr>
-              <w:t>Thiết kế vật lý</w:t>
+              <w:t>Physical design</w:t>
             </w:r>
           </w:p>
         </w:tc>
@@ -5956,13 +5956,7 @@
               <w:rPr>
                 <w:sz w:val="21"/>
               </w:rPr>
-              <w:t xml:space="preserve">Thiết kế vật lý </w:t>
-            </w:r>
-            <w:r>
-              <w:rPr>
-                <w:sz w:val="21"/>
-              </w:rPr>
-              <w:t>với LibreLane và SKY130; kiểm tra GDS và các chỉ số.</w:t>
+              <w:t>PASS trong 159 giây; LibreLane 3.0.17; GDS và metrics đã được kiểm tra.</w:t>
             </w:r>
           </w:p>
         </w:tc>
@@ -6014,7 +6008,7 @@
               <w:rPr>
                 <w:sz w:val="21"/>
               </w:rPr>
-              <w:t>LibreLane: 64ef80802d3d189b476636d2a6b17888c03304ee. Bộ thiết kế công nghệ (PDK) và phiên bản công cụ ở Phụ lục A.</w:t>
+              <w:t>LibreLane commit 64ef80802d3d189b476636d2a6b17888c03304ee. PDK và tool versions ở Phụ lục A.</w:t>
             </w:r>
           </w:p>
         </w:tc>
@@ -6110,7 +6104,7 @@
                 <w:b/>
                 <w:sz w:val="22"/>
               </w:rPr>
-              <w:t>Gói kết quả</w:t>
+              <w:t>Artifact</w:t>
             </w:r>
           </w:p>
         </w:tc>
@@ -6164,13 +6158,7 @@
               <w:rPr>
                 <w:sz w:val="22"/>
               </w:rPr>
-              <w:t xml:space="preserve">D05 - </w:t>
-            </w:r>
-            <w:r>
-              <w:rPr>
-                <w:sz w:val="22"/>
-              </w:rPr>
-              <w:t>Kết quả mô phỏng</w:t>
+              <w:t>D05-simulation-results</w:t>
             </w:r>
           </w:p>
         </w:tc>
@@ -6222,7 +6210,7 @@
               <w:rPr>
                 <w:sz w:val="22"/>
               </w:rPr>
-              <w:t>D05 - Kết quả thiết kế vật lý</w:t>
+              <w:t>D05-rtl2gds-results</w:t>
             </w:r>
           </w:p>
         </w:tc>
@@ -6245,7 +6233,7 @@
               <w:rPr>
                 <w:sz w:val="22"/>
               </w:rPr>
-              <w:t>GDS, final/metrics.json, resolved.json; báo cáo thời gian, công suất, DRC/LVS; nhật ký từng bước; tổng hợp A/B; provenance.json.</w:t>
+              <w:t>GDS, final/metrics.json, resolved.json; STA/power/DRC/LVS; log từng stage; generic A/B; provenance.json.</w:t>
             </w:r>
           </w:p>
         </w:tc>
@@ -6268,14 +6256,7 @@
           <w:rFonts w:ascii="Consolas" w:hAnsi="Consolas"/>
           <w:sz w:val="18"/>
         </w:rPr>
-        <w:t xml:space="preserve">PASS: du 256 </w:t>
-      </w:r>
-      <w:r>
-        <w:rPr>
-          <w:rFonts w:ascii="Consolas" w:hAnsi="Consolas"/>
-          <w:sz w:val="18"/>
-        </w:rPr>
-        <w:t>buoc va quay vong 255 -&gt; 0</w:t>
+        <w:t>PASS: du 256 buoc va quay vong 255 -&gt; 0</w:t>
       </w:r>
       <w:r>
         <w:rPr>
@@ -6318,13 +6299,13 @@
         <w:rPr>
           <w:sz w:val="22"/>
         </w:rPr>
-        <w:t xml:space="preserve">Trình lệnh bật pipefail, bộ kiểm thử dùng $fatal; quy trình còn kiểm tra nội dung </w:t>
+        <w:t xml:space="preserve">Shell bật pipefail, testbench dùng $fatal; workflow còn kiểm tra nội dung PASS/FAIL. Job vật lý kiểm đúng final/gds/d05_core.gds và final/metrics.json trong run R, không lấy file từ một run cũ. Artifact được lưu </w:t>
       </w:r>
       <w:r>
         <w:rPr>
           <w:sz w:val="22"/>
         </w:rPr>
-        <w:t>PASS/FAIL. Công việc thiết kế vật lý kiểm đúng final/gds/d05_core.gds và final/metrics.json trong run R, không lấy tệp từ một lần chạy cũ. Gói kết quả được lưu cả khi quy trình lỗi.</w:t>
+        <w:t>cả khi flow lỗi.</w:t>
       </w:r>
     </w:p>
     <w:p>
@@ -6563,7 +6544,7 @@
               <w:rPr>
                 <w:sz w:val="22"/>
               </w:rPr>
-              <w:t>Tổng số ô logic</w:t>
+              <w:t>Tổng cell</w:t>
             </w:r>
           </w:p>
         </w:tc>
@@ -6759,7 +6740,7 @@
               <w:rPr>
                 <w:sz w:val="22"/>
               </w:rPr>
-              <w:t>Ô logic tổ hợp</w:t>
+              <w:t>Cell tổ hợp</w:t>
             </w:r>
           </w:p>
         </w:tc>
@@ -6926,7 +6907,13 @@
               <w:rPr>
                 <w:sz w:val="22"/>
               </w:rPr>
-              <w:t>Bảng thống kê cuối hai log CI; C2</w:t>
+              <w:t xml:space="preserve">Bảng thống kê </w:t>
+            </w:r>
+            <w:r>
+              <w:rPr>
+                <w:sz w:val="22"/>
+              </w:rPr>
+              <w:t>cuối hai log CI; C2</w:t>
             </w:r>
           </w:p>
         </w:tc>
@@ -7040,10 +7027,10 @@
         <w:jc w:val="both"/>
       </w:pPr>
       <w:r>
-        <w:t xml:space="preserve">B </w:t>
-      </w:r>
-      <w:r>
-        <w:t>tăng 19 cell, tương đương 63,33% so với A trong đúng cấu hình tổng hợp cổng chung này. Ở A, chức năng giữ trạng thái được gộp vào FF có enable. B cần thêm mạng XOR giải mã và lựa chọn dữ liệu; kết quả sau tối ưu có 11 MUX tách riêng. Đây là số phần tử logic, không phải kết luận diện tích hoặc công suất tăng cùng tỷ lệ.</w:t>
+        <w:t xml:space="preserve">B tăng 19 cell, tương đương 63,33% so với A trong đúng cấu hình tổng hợp cổng chung này. Ở A, chức năng giữ trạng thái được gộp vào FF có enable. B cần thêm mạng XOR giải mã và </w:t>
+      </w:r>
+      <w:r>
+        <w:t>lựa chọn dữ liệu; kết quả sau tối ưu có 11 MUX tách riêng. Đây là số phần tử logic, không phải kết luận diện tích hoặc công suất tăng cùng tỷ lệ.</w:t>
       </w:r>
     </w:p>
     <w:p>
@@ -7222,13 +7209,7 @@
               <w:rPr>
                 <w:sz w:val="22"/>
               </w:rPr>
-              <w:t xml:space="preserve">Ô </w:t>
-            </w:r>
-            <w:r>
-              <w:rPr>
-                <w:sz w:val="22"/>
-              </w:rPr>
-              <w:t>chuẩn đã ánh xạ</w:t>
+              <w:t>Cell đã ánh xạ</w:t>
             </w:r>
           </w:p>
         </w:tc>
@@ -7378,7 +7359,7 @@
               <w:rPr>
                 <w:sz w:val="22"/>
               </w:rPr>
-              <w:t>Diện tích ô chuẩn</w:t>
+              <w:t>Diện tích cell</w:t>
             </w:r>
           </w:p>
         </w:tc>
@@ -7424,7 +7405,13 @@
               <w:rPr>
                 <w:sz w:val="22"/>
               </w:rPr>
-              <w:t>Tổng diện tích ô trong thư viện.</w:t>
+              <w:t xml:space="preserve">Tổng diện tích ô trong thư </w:t>
+            </w:r>
+            <w:r>
+              <w:rPr>
+                <w:sz w:val="22"/>
+              </w:rPr>
+              <w:t>viện.</w:t>
             </w:r>
           </w:p>
         </w:tc>
@@ -7499,13 +7486,7 @@
               <w:rPr>
                 <w:sz w:val="22"/>
               </w:rPr>
-              <w:t xml:space="preserve">Phần diện tích dành cho 8 </w:t>
-            </w:r>
-            <w:r>
-              <w:rPr>
-                <w:sz w:val="22"/>
-              </w:rPr>
-              <w:t>phần tử nhớ.</w:t>
+              <w:t>Phần diện tích dành cho 8 phần tử nhớ.</w:t>
             </w:r>
           </w:p>
         </w:tc>
@@ -7534,7 +7515,7 @@
               <w:rPr>
                 <w:sz w:val="22"/>
               </w:rPr>
-              <w:t>Ô tổ hợp còn lại</w:t>
+              <w:t>Cell tổ hợp còn lại</w:t>
             </w:r>
           </w:p>
         </w:tc>
@@ -7596,10 +7577,10 @@
         <w:jc w:val="both"/>
       </w:pPr>
       <w:r>
-        <w:t xml:space="preserve">Mạch có đúng 8 ô nhớ, phù hợp phân loại tuần tự. Số FF không tăng gấp đôi dù có hai đầu ra 8 bit, vì Gray được tính từ B. Khối cộng, điều khiển và XOR tạo phần tổ hợp; không có </w:t>
-      </w:r>
-      <w:r>
-        <w:t>latch ngoài ý muốn trong kết quả đã tổng hợp.</w:t>
+        <w:t xml:space="preserve">Mạch có đúng 8 ô nhớ, phù hợp phân loại tuần tự. Số FF không tăng gấp đôi dù có hai đầu ra 8 bit, vì </w:t>
+      </w:r>
+      <w:r>
+        <w:t>Gray được tính từ B. Khối cộng, điều khiển và XOR tạo phần tổ hợp; không có latch ngoài ý muốn trong kết quả đã tổng hợp.</w:t>
       </w:r>
     </w:p>
     <w:p>
@@ -7607,31 +7588,13 @@
         <w:pStyle w:val="Heading2"/>
       </w:pPr>
       <w:r>
-        <w:t>5.3. Phân tích th</w:t>
-      </w:r>
-      <w:r>
-        <w:t>ờ</w:t>
-      </w:r>
-      <w:r>
-        <w:t>i gian trư</w:t>
+        <w:t>5.3. Timing trư</w:t>
       </w:r>
       <w:r>
         <w:t>ớ</w:t>
       </w:r>
       <w:r>
-        <w:t>c đ</w:t>
-      </w:r>
-      <w:r>
-        <w:t>ặ</w:t>
-      </w:r>
-      <w:r>
-        <w:t>t tuy</w:t>
-      </w:r>
-      <w:r>
-        <w:t>ế</w:t>
-      </w:r>
-      <w:r>
-        <w:t>n</w:t>
+        <w:t>c layout</w:t>
       </w:r>
     </w:p>
     <w:p>
@@ -7675,25 +7638,7 @@
         <w:t>ả</w:t>
       </w:r>
       <w:r>
-        <w:t xml:space="preserve"> thi</w:t>
-      </w:r>
-      <w:r>
-        <w:t>ế</w:t>
-      </w:r>
-      <w:r>
-        <w:t>t k</w:t>
-      </w:r>
-      <w:r>
-        <w:t>ế</w:t>
-      </w:r>
-      <w:r>
-        <w:t xml:space="preserve"> v</w:t>
-      </w:r>
-      <w:r>
-        <w:t>ậ</w:t>
-      </w:r>
-      <w:r>
-        <w:t>t lý</w:t>
+        <w:t xml:space="preserve"> physical design</w:t>
       </w:r>
     </w:p>
     <w:p>
@@ -7701,7 +7646,7 @@
         <w:jc w:val="both"/>
       </w:pPr>
       <w:r>
-        <w:t>Phương án A được triển khai trên GitHub Actions bằng LibreLane 3.0.17, sky130A và sky130_fd_sc_hd. Run R là physical_design/runs/CI/ trong artifact D05 - Kết quả thiết kế vật lý. Die 100 × 100 µm, mật độ placement mục tiêu 45%, clock 10 ns; flow đọc trực tiếp d05_core.sv của commit trên bìa.</w:t>
+        <w:t>Phương án A được triển khai trên GitHub Actions bằng LibreLane 3.0.17, sky130A và sky130_fd_sc_hd. Run R là physical_design/runs/CI/ trong artifact D05-rtl2gds-results. Die 100 × 100 µm, mật độ placement mục tiêu 45%, clock 10 ns; flow đọc trực tiếp d05_core.sv của commit trên bìa.</w:t>
       </w:r>
     </w:p>
     <w:tbl>
@@ -7831,7 +7776,7 @@
               <w:rPr>
                 <w:sz w:val="21"/>
               </w:rPr>
-              <w:t>Diện tích toàn khối / lõi</w:t>
+              <w:t>Diện tích die / core</w:t>
             </w:r>
           </w:p>
         </w:tc>
@@ -7906,7 +7851,7 @@
               <w:rPr>
                 <w:sz w:val="21"/>
               </w:rPr>
-              <w:t>Tổng số phần tử sau quy trình</w:t>
+              <w:t>Tổng instance sau flow</w:t>
             </w:r>
           </w:p>
         </w:tc>
@@ -7981,7 +7926,7 @@
               <w:rPr>
                 <w:sz w:val="21"/>
               </w:rPr>
-              <w:t>Ô chuẩn, chưa gồm ô lấp đầy</w:t>
+              <w:t>Standard cell, chưa gồm filler</w:t>
             </w:r>
           </w:p>
         </w:tc>
@@ -8056,7 +8001,7 @@
               <w:rPr>
                 <w:sz w:val="21"/>
               </w:rPr>
-              <w:t>Phần tử nhớ sau đặt tuyến</w:t>
+              <w:t>Flip-flop sau layout</w:t>
             </w:r>
           </w:p>
         </w:tc>
@@ -8131,7 +8076,7 @@
               <w:rPr>
                 <w:sz w:val="21"/>
               </w:rPr>
-              <w:t>Mức sử dụng ô chuẩn</w:t>
+              <w:t>Mức sử dụng standard cell</w:t>
             </w:r>
           </w:p>
         </w:tc>
@@ -8281,7 +8226,7 @@
               <w:rPr>
                 <w:sz w:val="21"/>
               </w:rPr>
-              <w:t>Biên thời gian thiết lập xấu nhất</w:t>
+              <w:t>Setup slack tổng hợp các góc</w:t>
             </w:r>
           </w:p>
         </w:tc>
@@ -8356,7 +8301,7 @@
               <w:rPr>
                 <w:sz w:val="21"/>
               </w:rPr>
-              <w:t>Biên thời gian giữ xấu nhất</w:t>
+              <w:t>Hold slack tổng hợp các góc</w:t>
             </w:r>
           </w:p>
         </w:tc>
@@ -8431,7 +8376,7 @@
               <w:rPr>
                 <w:sz w:val="21"/>
               </w:rPr>
-              <w:t>Biên thời gian thiết lập tại góc TT</w:t>
+              <w:t>Setup slack tại nom TT</w:t>
             </w:r>
           </w:p>
         </w:tc>
@@ -8506,7 +8451,13 @@
               <w:rPr>
                 <w:sz w:val="21"/>
               </w:rPr>
-              <w:t>Độ lệch xung nhịp thực, cạnh lên, TT</w:t>
+              <w:t xml:space="preserve">Clock skew vật </w:t>
+            </w:r>
+            <w:r>
+              <w:rPr>
+                <w:sz w:val="21"/>
+              </w:rPr>
+              <w:t>lý, cạnh lên, TT</w:t>
             </w:r>
           </w:p>
         </w:tc>
@@ -8581,7 +8532,7 @@
               <w:rPr>
                 <w:sz w:val="21"/>
               </w:rPr>
-              <w:t>Lỗi quy tắc hình học Magic / KLayout</w:t>
+              <w:t>Magic / KLayout DRC</w:t>
             </w:r>
           </w:p>
         </w:tc>
@@ -8656,7 +8607,7 @@
               <w:rPr>
                 <w:sz w:val="21"/>
               </w:rPr>
-              <w:t>Lỗi đối chiếu sơ đồ / net vi phạm ăng-ten</w:t>
+              <w:t>LVS / antenna</w:t>
             </w:r>
           </w:p>
         </w:tc>
@@ -8679,13 +8630,7 @@
               <w:rPr>
                 <w:sz w:val="21"/>
               </w:rPr>
-              <w:t xml:space="preserve">0 lỗi / 0 net vi </w:t>
-            </w:r>
-            <w:r>
-              <w:rPr>
-                <w:sz w:val="21"/>
-              </w:rPr>
-              <w:t>phạm</w:t>
+              <w:t>0 lỗi / 0 net vi phạm</w:t>
             </w:r>
           </w:p>
         </w:tc>
@@ -8877,7 +8822,7 @@
               <w:rPr>
                 <w:sz w:val="22"/>
               </w:rPr>
-              <w:t>Mạng xung nhịp</w:t>
+              <w:t>Clock</w:t>
             </w:r>
           </w:p>
         </w:tc>
@@ -9180,7 +9125,13 @@
         <w:rPr>
           <w:sz w:val="22"/>
         </w:rPr>
-        <w:t>, lệnh C3. Đây là ước tính của STA theo hoạt động mặc định của flow, chưa gắn VCD/SAIF của ứng dụng vào phân tích công suất. Tỷ trọng clock lớn cho thấy chi phí hạ tầng đáng kể đối với bộ đếm chỉ có 8 FF; số này không phải công suất đo trên chip.</w:t>
+        <w:t xml:space="preserve">, lệnh C3. Đây là ước tính của STA theo hoạt động mặc </w:t>
+      </w:r>
+      <w:r>
+        <w:rPr>
+          <w:sz w:val="22"/>
+        </w:rPr>
+        <w:t>định của flow, chưa gắn VCD/SAIF của ứng dụng vào phân tích công suất. Tỷ trọng clock lớn cho thấy chi phí hạ tầng đáng kể đối với bộ đếm chỉ có 8 FF; số này không phải công suất đo trên chip.</w:t>
       </w:r>
     </w:p>
     <w:p>
@@ -9206,25 +9157,7 @@
         <w:t>ả</w:t>
       </w:r>
       <w:r>
-        <w:t xml:space="preserve"> thi</w:t>
-      </w:r>
-      <w:r>
-        <w:t>ế</w:t>
-      </w:r>
-      <w:r>
-        <w:t>t k</w:t>
-      </w:r>
-      <w:r>
-        <w:t>ế</w:t>
-      </w:r>
-      <w:r>
-        <w:t xml:space="preserve"> v</w:t>
-      </w:r>
-      <w:r>
-        <w:t>ậ</w:t>
-      </w:r>
-      <w:r>
-        <w:t>t lý (ti</w:t>
+        <w:t xml:space="preserve"> physical design (ti</w:t>
       </w:r>
       <w:r>
         <w:t>ế</w:t>
@@ -9244,19 +9177,10 @@
         <w:t>ớ</w:t>
       </w:r>
       <w:r>
-        <w:t>c và sau đ</w:t>
-      </w:r>
-      <w:r>
-        <w:t>ặ</w:t>
-      </w:r>
-      <w:r>
-        <w:t>t tuy</w:t>
-      </w:r>
-      <w:r>
-        <w:t>ế</w:t>
-      </w:r>
-      <w:r>
-        <w:t>n</w:t>
+        <w:t xml:space="preserve">c và </w:t>
+      </w:r>
+      <w:r>
+        <w:t>sau layout</w:t>
       </w:r>
     </w:p>
     <w:p>
@@ -9264,10 +9188,7 @@
         <w:jc w:val="both"/>
       </w:pPr>
       <w:r>
-        <w:t xml:space="preserve">Bảng dùng cùng run R. Diện tích trước layout lấy từ synthesis đã ánh xạ; diện tích sau lấy standard cell chưa gồm filler. Timing và power </w:t>
-      </w:r>
-      <w:r>
-        <w:t>dùng cùng góc nom_tt_025C_1v80, chu kỳ 10 ns.</w:t>
+        <w:t>Bảng dùng cùng run R. Diện tích trước layout lấy từ synthesis đã ánh xạ; diện tích sau lấy standard cell chưa gồm filler. Timing và power dùng cùng góc nom_tt_025C_1v80, chu kỳ 10 ns.</w:t>
       </w:r>
     </w:p>
     <w:tbl>
@@ -9344,7 +9265,7 @@
                 <w:b/>
                 <w:sz w:val="21"/>
               </w:rPr>
-              <w:t>Trước đặt tuyến</w:t>
+              <w:t>Trước layout</w:t>
             </w:r>
           </w:p>
         </w:tc>
@@ -9369,7 +9290,7 @@
                 <w:b/>
                 <w:sz w:val="21"/>
               </w:rPr>
-              <w:t>Sau đặt tuyến</w:t>
+              <w:t>Sau layout</w:t>
             </w:r>
           </w:p>
         </w:tc>
@@ -9423,7 +9344,7 @@
               <w:rPr>
                 <w:sz w:val="21"/>
               </w:rPr>
-              <w:t>Ô chuẩn, chưa gồm ô lấp đầy</w:t>
+              <w:t>Cell, chưa gồm filler</w:t>
             </w:r>
           </w:p>
         </w:tc>
@@ -9619,13 +9540,7 @@
               <w:rPr>
                 <w:sz w:val="21"/>
               </w:rPr>
-              <w:t xml:space="preserve">Biên thời gian </w:t>
-            </w:r>
-            <w:r>
-              <w:rPr>
-                <w:sz w:val="21"/>
-              </w:rPr>
-              <w:t>thiết lập, góc TT danh định</w:t>
+              <w:t>Setup slack, nom TT</w:t>
             </w:r>
           </w:p>
         </w:tc>
@@ -9723,7 +9638,7 @@
               <w:rPr>
                 <w:sz w:val="21"/>
               </w:rPr>
-              <w:t>Công suất, góc TT danh định</w:t>
+              <w:t>Power, nom TT</w:t>
             </w:r>
           </w:p>
         </w:tc>
@@ -9821,7 +9736,13 @@
               <w:rPr>
                 <w:sz w:val="21"/>
               </w:rPr>
-              <w:t>Độ lệch xung nhịp thực</w:t>
+              <w:t xml:space="preserve">Clock skew </w:t>
+            </w:r>
+            <w:r>
+              <w:rPr>
+                <w:sz w:val="21"/>
+              </w:rPr>
+              <w:t>vật lý</w:t>
             </w:r>
           </w:p>
         </w:tc>
@@ -9964,10 +9885,10 @@
         <w:jc w:val="both"/>
       </w:pPr>
       <w:r>
-        <w:t xml:space="preserve">Phần </w:t>
-      </w:r>
-      <w:r>
-        <w:t>diện tích tăng tương ứng khoảng 240,230 µm² cho buffer sửa timing, 75,072 µm² cho buffer clock và 112,608 µm² cho tap. Filler chiếm thêm 5.863,12 µm². Vì filler lấp vùng trống, tổng diện tích mọi instance gần bằng core; không thể gọi con số đó là diện tích logic của bộ đếm.</w:t>
+        <w:t xml:space="preserve">Phần diện tích tăng tương ứng khoảng 240,230 µm² cho buffer sửa timing, 75,072 µm² cho buffer clock và 112,608 µm² cho tap. </w:t>
+      </w:r>
+      <w:r>
+        <w:t>Filler chiếm thêm 5.863,12 µm². Vì filler lấp vùng trống, tổng diện tích mọi instance gần bằng core; không thể gọi con số đó là diện tích logic của bộ đếm.</w:t>
       </w:r>
     </w:p>
     <w:p>
@@ -10065,13 +9986,13 @@
         <w:rPr>
           <w:sz w:val="21"/>
         </w:rPr>
-        <w:t xml:space="preserve">SDC cuối gắn clock vào cổng clk, period 10 ns, </w:t>
+        <w:t xml:space="preserve">SDC cuối gắn clock vào cổng clk, period 10 ns, uncertainty 0,25 ns, input/output delay 2 ns và có set_propagated_clock. Report clock cũng in setup skew 0,264433 ns, gồm </w:t>
       </w:r>
       <w:r>
         <w:rPr>
           <w:sz w:val="21"/>
         </w:rPr>
-        <w:t>uncertainty 0,25 ns, input/output delay 2 ns và có set_propagated_clock. Report clock cũng in setup skew 0,264433 ns, gồm uncertainty và CRPR; nó khác chênh lệch arrival thuần 0,033073 ns. Các trường R2R setup còn N/A/Infinity nên không được diễn giải thành dự trữ thời gian vô hạn.</w:t>
+        <w:t>uncertainty và CRPR; nó khác chênh lệch arrival thuần 0,033073 ns. Các trường R2R setup còn N/A/Infinity nên không được diễn giải thành dự trữ thời gian vô hạn.</w:t>
       </w:r>
     </w:p>
     <w:p>
@@ -10091,13 +10012,13 @@
         <w:t>Ả</w:t>
       </w:r>
       <w:r>
-        <w:t>nh b</w:t>
-      </w:r>
-      <w:r>
-        <w:t>ố</w:t>
-      </w:r>
-      <w:r>
-        <w:t xml:space="preserve"> trí và đi dây</w:t>
+        <w:t>nh layout và cách đ</w:t>
+      </w:r>
+      <w:r>
+        <w:t>ọ</w:t>
+      </w:r>
+      <w:r>
+        <w:t>c</w:t>
       </w:r>
     </w:p>
     <w:p>
@@ -10111,10 +10032,10 @@
           <w:noProof/>
         </w:rPr>
         <w:drawing>
-          <wp:inline distT="0" distB="0" distL="0" distR="0" wp14:anchorId="6BC53190" wp14:editId="070B56E1">
+          <wp:inline distT="0" distB="0" distL="0" distR="0" wp14:anchorId="132A2EF5" wp14:editId="54582127">
             <wp:extent cx="4752000" cy="4752000"/>
             <wp:effectExtent l="0" t="0" r="0" b="0"/>
-            <wp:docPr id="4" name="Picture 4" descr="Hình 4. Ảnh dựng bằng KLayout d05_core.gds của chính run CI; nguồn R/59-klayout-render/d05_core.png."/>
+            <wp:docPr id="4" name="Picture 4" descr="Hình 4. KLayout render d05_core.gds của chính run CI; nguồn R/59-klayout-render/d05_core.png."/>
             <wp:cNvGraphicFramePr>
               <a:graphicFrameLocks xmlns:a="http://schemas.openxmlformats.org/drawingml/2006/main" noChangeAspect="1"/>
             </wp:cNvGraphicFramePr>
@@ -10158,7 +10079,7 @@
           <w:i/>
           <w:sz w:val="21"/>
         </w:rPr>
-        <w:t>Hình 4. Ảnh dựng bằng KLayout d05_core.gds của chính run CI; nguồn R/59-klayout-render/d05_core.png.</w:t>
+        <w:t>Hình 4. KLayout render d05_core.gds của chính run CI; nguồn R/59-klayout-render/d05_core.png.</w:t>
       </w:r>
     </w:p>
     <w:tbl>
@@ -10337,7 +10258,13 @@
               <w:rPr>
                 <w:sz w:val="22"/>
               </w:rPr>
-              <w:t>Có cả filler, tap và hạ tầng vật lý; metrics cho biết 1.624 filler và 90 tap.</w:t>
+              <w:t xml:space="preserve">Có cả </w:t>
+            </w:r>
+            <w:r>
+              <w:rPr>
+                <w:sz w:val="22"/>
+              </w:rPr>
+              <w:t>filler, tap và hạ tầng vật lý; metrics cho biết 1.624 filler và 90 tap.</w:t>
             </w:r>
           </w:p>
         </w:tc>
@@ -10389,13 +10316,7 @@
               <w:rPr>
                 <w:sz w:val="22"/>
               </w:rPr>
-              <w:t xml:space="preserve">Hạ tầng nguồn và </w:t>
-            </w:r>
-            <w:r>
-              <w:rPr>
-                <w:sz w:val="22"/>
-              </w:rPr>
-              <w:t>kết nối I/O. Đối chiếu SPECIALNETS VPWR/VGND trong final/def/d05_core.def để nhận diện nguồn, không chỉ dựa vào màu lớp.</w:t>
+              <w:t>Hạ tầng nguồn và kết nối I/O. Đối chiếu SPECIALNETS VPWR/VGND trong final/def/d05_core.def để nhận diện nguồn, không chỉ dựa vào màu lớp.</w:t>
             </w:r>
           </w:p>
         </w:tc>
@@ -10523,13 +10444,13 @@
         <w:rPr>
           <w:sz w:val="22"/>
         </w:rPr>
-        <w:t xml:space="preserve">Câu hỏi D05 được lưu trong 01_REQUIREMENT/requirements.md: “Tính chất 'mỗi bước chỉ đổi một bit' là lý do bộ đếm Gray được dùng ở ranh giới hai miền xung nhịp. Kiểm chứng </w:t>
+        <w:t xml:space="preserve">Câu hỏi D05 được lưu trong </w:t>
       </w:r>
       <w:r>
         <w:rPr>
           <w:sz w:val="22"/>
         </w:rPr>
-        <w:t>tính chất này bằng mô phỏng cho đủ 256 bước, và nêu trong báo cáo vì sao nó quan trọng.”</w:t>
+        <w:t>01_REQUIREMENT/requirements.md: “Tính chất 'mỗi bước chỉ đổi một bit' là lý do bộ đếm Gray được dùng ở ranh giới hai miền xung nhịp. Kiểm chứng tính chất này bằng mô phỏng cho đủ 256 bước, và nêu trong báo cáo vì sao nó quan trọng.”</w:t>
       </w:r>
     </w:p>
     <w:p>
@@ -10638,7 +10559,13 @@
         <w:rPr>
           <w:b/>
         </w:rPr>
-        <w:t>G(B) ⊕ G(B′) = D ⊕ (D &gt;&gt; 1)</w:t>
+        <w:t>G(B) ⊕ G(B′) = D ⊕</w:t>
+      </w:r>
+      <w:r>
+        <w:rPr>
+          <w:b/>
+        </w:rPr>
+        <w:t xml:space="preserve"> (D &gt;&gt; 1)</w:t>
       </w:r>
     </w:p>
     <w:p>
@@ -10646,10 +10573,7 @@
         <w:jc w:val="both"/>
       </w:pPr>
       <w:r>
-        <w:t xml:space="preserve">Khi B chưa bằng 255 và có k bit 1 liên tiếp ở cuối, D có k+1 bit 1 ở cuối: D = 2^(k+1) − 1, với 0 ≤ k ≤ 7. Khi XOR D với D dịch </w:t>
-      </w:r>
-      <w:r>
-        <w:t>phải, chỉ còn bit k bằng 1. Riêng B = 255 quay về 0: D = 11111111, nên D ⊕ (D &gt;&gt; 1) = 10000000. Cả hai trường hợp đều có đúng một bit khác.</w:t>
+        <w:t>Khi B chưa bằng 255 và có k bit 1 liên tiếp ở cuối, D có k+1 bit 1 ở cuối: D = 2^(k+1) − 1, với 0 ≤ k ≤ 7. Khi XOR D với D dịch phải, chỉ còn bit k bằng 1. Riêng B = 255 quay về 0: D = 11111111, nên D ⊕ (D &gt;&gt; 1) = 10000000. Cả hai trường hợp đều có đúng một bit khác.</w:t>
       </w:r>
     </w:p>
     <w:tbl>
@@ -11196,7 +11120,10 @@
         <w:t>ớ</w:t>
       </w:r>
       <w:r>
-        <w:t>i clock</w:t>
+        <w:t xml:space="preserve">i </w:t>
+      </w:r>
+      <w:r>
+        <w:t>clock</w:t>
       </w:r>
     </w:p>
     <w:p>
@@ -11204,10 +11131,7 @@
         <w:jc w:val="both"/>
       </w:pPr>
       <w:r>
-        <w:t xml:space="preserve">Nhị phân 127 → 128 làm cả 8 bit đổi, còn Gray tương ứng chỉ đổi một bit. Khi tín hiệu được đăng ký đúng cách và các đường </w:t>
-      </w:r>
-      <w:r>
-        <w:t>truyền thỏa điều kiện về skew, Gray giảm khả năng lấy mẫu một tổ hợp pha trộn nhiều bit đang chuyển. Tuy nhiên, nó không tự loại bỏ metastability và không thay cho các FF đồng bộ ở miền nhận.</w:t>
+        <w:t>Nhị phân 127 → 128 làm cả 8 bit đổi, còn Gray tương ứng chỉ đổi một bit. Khi tín hiệu được đăng ký đúng cách và các đường truyền thỏa điều kiện về skew, Gray giảm khả năng lấy mẫu một tổ hợp pha trộn nhiều bit đang chuyển. Tuy nhiên, nó không tự loại bỏ metastability và không thay cho các FF đồng bộ ở miền nhận.</w:t>
       </w:r>
     </w:p>
     <w:p>
@@ -11476,13 +11400,7 @@
               <w:rPr>
                 <w:sz w:val="22"/>
               </w:rPr>
-              <w:t xml:space="preserve">CDC và </w:t>
-            </w:r>
-            <w:r>
-              <w:rPr>
-                <w:sz w:val="22"/>
-              </w:rPr>
-              <w:t>metastability</w:t>
+              <w:t>CDC và metastability</w:t>
             </w:r>
           </w:p>
         </w:tc>
@@ -11534,7 +11452,13 @@
               <w:rPr>
                 <w:sz w:val="22"/>
               </w:rPr>
-              <w:t>Wrapper Tiny Tapeout</w:t>
+              <w:t xml:space="preserve">Wrapper Tiny </w:t>
+            </w:r>
+            <w:r>
+              <w:rPr>
+                <w:sz w:val="22"/>
+              </w:rPr>
+              <w:t>Tapeout</w:t>
             </w:r>
           </w:p>
         </w:tc>
@@ -11609,13 +11533,7 @@
               <w:rPr>
                 <w:sz w:val="22"/>
               </w:rPr>
-              <w:t xml:space="preserve">Các trường R2R </w:t>
-            </w:r>
-            <w:r>
-              <w:rPr>
-                <w:sz w:val="22"/>
-              </w:rPr>
-              <w:t>setup còn N/A/Infinity; power là ước tính mặc định, chưa có hoạt động ứng dụng gắn vào.</w:t>
+              <w:t>Các trường R2R setup còn N/A/Infinity; power là ước tính mặc định, chưa có hoạt động ứng dụng gắn vào.</w:t>
             </w:r>
           </w:p>
         </w:tc>
@@ -11644,7 +11562,13 @@
               <w:rPr>
                 <w:sz w:val="22"/>
               </w:rPr>
-              <w:t>Điều kiện triển khai ngoài bài học</w:t>
+              <w:t xml:space="preserve">Điều kiện triển khai ngoài bài </w:t>
+            </w:r>
+            <w:r>
+              <w:rPr>
+                <w:sz w:val="22"/>
+              </w:rPr>
+              <w:t>học</w:t>
             </w:r>
           </w:p>
         </w:tc>
@@ -11683,7 +11607,7 @@
         <w:jc w:val="both"/>
       </w:pPr>
       <w:r>
-        <w:t>Phần còn cần thực hiện là kiểm tra netlist sau route kèm SDF và tích hợp clock/IO. Hai công việc kiểm tra tự động cung cấp bằng chứng tái lập cho phạm vi RTL và implementation đã ghi; kết quả chưa thay thế các bước kiểm chứng bổ sung này.</w:t>
+        <w:t>Phần còn cần thực hiện là kiểm tra netlist sau route kèm SDF và tích hợp clock/IO. Hai job CI cung cấp bằng chứng tái lập cho phạm vi RTL và implementation đã ghi; kết quả chưa thay thế các bước kiểm chứng bổ sung này.</w:t>
       </w:r>
     </w:p>
     <w:p>
@@ -11726,13 +11650,13 @@
         <w:rPr>
           <w:sz w:val="21"/>
         </w:rPr>
-        <w:t xml:space="preserve">[1] Tài liệu học </w:t>
+        <w:t xml:space="preserve">[1] Tài liệu học phần EEE703128 của giảng viên Đinh Văn Nam: p_huong_dan_chung(2).html, p_mau_bao_cao(3).html, p_tieu_chi_cham(2).html và </w:t>
       </w:r>
       <w:r>
         <w:rPr>
           <w:sz w:val="21"/>
         </w:rPr>
-        <w:t>phần EEE703128 của giảng viên Đinh Văn Nam: p_huong_dan_chung(2).html, p_mau_bao_cao(3).html, p_tieu_chi_cham(2).html và p_mau_ci(2).html, bản người thực hiện cung cấp ngày 31/10/2026.</w:t>
+        <w:t>p_mau_ci(2).html, bản người thực hiện cung cấp ngày 31/10/2026.</w:t>
       </w:r>
     </w:p>
     <w:p>
@@ -11743,7 +11667,7 @@
         <w:rPr>
           <w:sz w:val="21"/>
         </w:rPr>
-        <w:t>[2] Yêu cầu D05 và mã nguồn ở repo cá nhân. [3] Ảnh GTKWave nguồn của D05. [4] Artifact D05 - Kết quả thiết kế vật lý: resolved.json, flow.log, stat.rpt, STA, metrics, GDS và ảnh KLayout render. [5] Lượt GitHub Actions ở bìa và artifact D05 - Kết quả mô phỏng.</w:t>
+        <w:t>[2] Yêu cầu D05 và mã nguồn ở repo cá nhân. [3] Ảnh GTKWave nguồn của D05. [4] Artifact D05-rtl2gds-results: resolved.json, flow.log, stat.rpt, STA, metrics, GDS và ảnh KLayout render. [5] Lượt GitHub Actions ở bìa và artifact D05-simulation-results.</w:t>
       </w:r>
     </w:p>
     <w:p>
@@ -11786,7 +11710,7 @@
             <w:sz w:val="20"/>
             <w:u w:val="single"/>
           </w:rPr>
-          <w:t>Kho mã nguồn: https://github.com/huahieu-may/D05-Gray-8bit</w:t>
+          <w:t>Repo: https://github.com/huahieu-may/D05-Gray-8bit</w:t>
         </w:r>
       </w:hyperlink>
     </w:p>
@@ -11798,7 +11722,7 @@
             <w:sz w:val="20"/>
             <w:u w:val="single"/>
           </w:rPr>
-          <w:t>CI: https://github.com/huahieu-may/D05-Gray-8bit/actions/runs/41220729337</w:t>
+          <w:t>CI: https://github.com/huahieu-may/D05-Gray-8bit/actions/runs/41219250115</w:t>
         </w:r>
       </w:hyperlink>
     </w:p>
@@ -11903,7 +11827,7 @@
               <w:rPr>
                 <w:sz w:val="21"/>
               </w:rPr>
-              <w:t>Mã phiên bản CI (SHA đầy đủ)</w:t>
+              <w:t>Commit CI (SHA đầy đủ)</w:t>
             </w:r>
           </w:p>
         </w:tc>
@@ -11926,7 +11850,7 @@
               <w:rPr>
                 <w:sz w:val="21"/>
               </w:rPr>
-              <w:t>cc68d112c2f57bf3adb88cf69d710f78c689b153</w:t>
+              <w:t>0844411af12d807b0765adb24ae5936f2af12d19</w:t>
             </w:r>
           </w:p>
         </w:tc>
@@ -11955,7 +11879,7 @@
               <w:rPr>
                 <w:sz w:val="21"/>
               </w:rPr>
-              <w:t>Mã phiên bản nguồn ban đầu</w:t>
+              <w:t>Commit nguồn ban đầu</w:t>
             </w:r>
           </w:p>
         </w:tc>
@@ -11978,13 +11902,7 @@
               <w:rPr>
                 <w:sz w:val="21"/>
               </w:rPr>
-              <w:t xml:space="preserve">451df242e7ed03b2a8b2b43eec5e43f594e89202; 30/10/2026. Commit workflow: </w:t>
-            </w:r>
-            <w:r>
-              <w:rPr>
-                <w:sz w:val="21"/>
-              </w:rPr>
-              <w:t>31/10/2026. Không tạo lại lịch sử mốc đã qua.</w:t>
+              <w:t>451df242e7ed03b2a8b2b43eec5e43f594e89202; 30/10/2026. Commit workflow: 31/10/2026. Không tạo lại lịch sử mốc đã qua.</w:t>
             </w:r>
           </w:p>
         </w:tc>
@@ -12117,7 +12035,7 @@
               <w:rPr>
                 <w:sz w:val="21"/>
               </w:rPr>
-              <w:t>Quy trình thiết kế vật lý</w:t>
+              <w:t>Flow vật lý</w:t>
             </w:r>
           </w:p>
         </w:tc>
@@ -12296,7 +12214,13 @@
               <w:rPr>
                 <w:sz w:val="21"/>
               </w:rPr>
-              <w:t>Clock 10 ns; uncertainty 0,25 ns; input/output delay 2 ns; tham chiếu final/sdc/d05_core.sdc.</w:t>
+              <w:t xml:space="preserve">Clock 10 ns; uncertainty 0,25 ns; input/output delay 2 ns; tham chiếu </w:t>
+            </w:r>
+            <w:r>
+              <w:rPr>
+                <w:sz w:val="21"/>
+              </w:rPr>
+              <w:t>final/sdc/d05_core.sdc.</w:t>
             </w:r>
           </w:p>
         </w:tc>
@@ -12348,7 +12272,7 @@
               <w:rPr>
                 <w:sz w:val="21"/>
               </w:rPr>
-              <w:t>physical_design/runs/CI/ trong artifact D05 - Kết quả thiết kế vật lý của lượt CI được dẫn.</w:t>
+              <w:t>physical_design/runs/CI/ trong artifact D05-rtl2gds-results của lượt CI được dẫn.</w:t>
             </w:r>
           </w:p>
         </w:tc>
@@ -12434,7 +12358,10 @@
         <w:t>ọ</w:t>
       </w:r>
       <w:r>
-        <w:t>c b</w:t>
+        <w:t xml:space="preserve">c </w:t>
+      </w:r>
+      <w:r>
+        <w:t>b</w:t>
       </w:r>
       <w:r>
         <w:t>ằ</w:t>
@@ -12496,6 +12423,12 @@
           <w:sz w:val="17"/>
         </w:rPr>
         <w:br/>
+      </w:r>
+      <w:r>
+        <w:rPr>
+          <w:rFonts w:ascii="Consolas" w:hAnsi="Consolas"/>
+          <w:sz w:val="17"/>
+        </w:rPr>
         <w:t xml:space="preserve">  05_VERIFICATION/testbench/d05_core_tb.sv</w:t>
       </w:r>
       <w:r>
@@ -12515,13 +12448,7 @@
         <w:rPr>
           <w:sz w:val="21"/>
         </w:rPr>
-        <w:t xml:space="preserve">C2 — Trong môi </w:t>
-      </w:r>
-      <w:r>
-        <w:rPr>
-          <w:sz w:val="21"/>
-        </w:rPr>
-        <w:t>trường LibreLane 3.0.17 (Yosys 0.62), tổng hợp cả hai top:</w:t>
+        <w:t>C2 — Trong môi trường LibreLane 3.0.17 (Yosys 0.62), tổng hợp cả hai top:</w:t>
       </w:r>
     </w:p>
     <w:p>
@@ -12571,7 +12498,7 @@
         <w:rPr>
           <w:sz w:val="21"/>
         </w:rPr>
-        <w:t>C3 — Quy trình khóa LibreLane ở revision dưới đây; chạy script .github/ci/run_physical.sh để ghi phiên bản và metadata đầy đủ:</w:t>
+        <w:t>C3 — Workflow khóa LibreLane ở revision dưới đây; chạy script .github/ci/run_physical.sh để ghi phiên bản và metadata đầy đủ:</w:t>
       </w:r>
     </w:p>
     <w:p>
@@ -13069,13 +12996,7 @@
               <w:rPr>
                 <w:sz w:val="20"/>
               </w:rPr>
-              <w:t xml:space="preserve">B XOR (B&gt;&gt;1); </w:t>
-            </w:r>
-            <w:r>
-              <w:rPr>
-                <w:sz w:val="20"/>
-              </w:rPr>
-              <w:t>popcount và seen_gray</w:t>
+              <w:t>B XOR (B&gt;&gt;1); popcount và seen_gray</w:t>
             </w:r>
           </w:p>
         </w:tc>
@@ -13271,7 +13192,7 @@
               <w:rPr>
                 <w:sz w:val="20"/>
               </w:rPr>
-              <w:t>Khối lõi d05_core, sky130A</w:t>
+              <w:t>Core d05_core, sky130A</w:t>
             </w:r>
           </w:p>
         </w:tc>
@@ -13317,13 +13238,7 @@
               <w:rPr>
                 <w:sz w:val="20"/>
               </w:rPr>
-              <w:t xml:space="preserve">Cùng commit CI; xem </w:t>
-            </w:r>
-            <w:r>
-              <w:rPr>
-                <w:sz w:val="20"/>
-              </w:rPr>
-              <w:t>điều kiện STA.</w:t>
+              <w:t>Cùng commit CI; xem điều kiện STA.</w:t>
             </w:r>
           </w:p>
         </w:tc>
@@ -13473,7 +13388,13 @@
               <w:rPr>
                 <w:sz w:val="20"/>
               </w:rPr>
-              <w:t>Lịch sử thật; workflow 2 job</w:t>
+              <w:t xml:space="preserve">Lịch sử thật; </w:t>
+            </w:r>
+            <w:r>
+              <w:rPr>
+                <w:sz w:val="20"/>
+              </w:rPr>
+              <w:t>workflow 2 job</w:t>
             </w:r>
           </w:p>
         </w:tc>
@@ -13712,7 +13633,7 @@
               <w:rPr>
                 <w:sz w:val="20"/>
               </w:rPr>
-              <w:t>run.json; log job và D05 - Kết quả mô phỏng/</w:t>
+              <w:t>run.json; log job và D05-simulation-results/</w:t>
             </w:r>
           </w:p>
         </w:tc>
@@ -13862,13 +13783,7 @@
               <w:rPr>
                 <w:sz w:val="20"/>
               </w:rPr>
-              <w:t xml:space="preserve">D05 - </w:t>
-            </w:r>
-            <w:r>
-              <w:rPr>
-                <w:sz w:val="20"/>
-              </w:rPr>
-              <w:t>Kết quả thiết kế vật lý/build/physical/generic/</w:t>
+              <w:t>D05-rtl2gds-results/build/physical/generic/</w:t>
             </w:r>
           </w:p>
         </w:tc>
@@ -14210,7 +14125,13 @@
         <w:rPr>
           <w:sz w:val="21"/>
         </w:rPr>
-        <w:t>R là physical_design/runs/CI/ bên trong artifact D05 - Kết quả thiết kế vật lý. Tải artifacts từ link CI trên bìa, giải nén tại gốc repo để dùng lệnh C4. GDS và ảnh KLayout render trong artifact được tạo bởi cùng lượt chạy.</w:t>
+        <w:t xml:space="preserve">R là </w:t>
+      </w:r>
+      <w:r>
+        <w:rPr>
+          <w:sz w:val="21"/>
+        </w:rPr>
+        <w:t>physical_design/runs/CI/ bên trong artifact D05-rtl2gds-results. Tải artifacts từ link CI trên bìa, giải nén tại gốc repo để dùng lệnh C4. GDS và ảnh KLayout render trong artifact được tạo bởi cùng lượt chạy.</w:t>
       </w:r>
     </w:p>
     <w:p>
@@ -14636,31 +14557,31 @@
       </w:rPr>
     </w:lvl>
   </w:abstractNum>
-  <w:num w:numId="1" w16cid:durableId="1176768484">
+  <w:num w:numId="1" w16cid:durableId="1098453488">
     <w:abstractNumId w:val="8"/>
   </w:num>
-  <w:num w:numId="2" w16cid:durableId="622270085">
+  <w:num w:numId="2" w16cid:durableId="1259407244">
     <w:abstractNumId w:val="6"/>
   </w:num>
-  <w:num w:numId="3" w16cid:durableId="1578979835">
+  <w:num w:numId="3" w16cid:durableId="733115452">
     <w:abstractNumId w:val="5"/>
   </w:num>
-  <w:num w:numId="4" w16cid:durableId="1692878782">
+  <w:num w:numId="4" w16cid:durableId="2025815775">
     <w:abstractNumId w:val="4"/>
   </w:num>
-  <w:num w:numId="5" w16cid:durableId="751395350">
+  <w:num w:numId="5" w16cid:durableId="1568148303">
     <w:abstractNumId w:val="7"/>
   </w:num>
-  <w:num w:numId="6" w16cid:durableId="1158692260">
+  <w:num w:numId="6" w16cid:durableId="1796560074">
     <w:abstractNumId w:val="3"/>
   </w:num>
-  <w:num w:numId="7" w16cid:durableId="1336884478">
+  <w:num w:numId="7" w16cid:durableId="383063454">
     <w:abstractNumId w:val="2"/>
   </w:num>
-  <w:num w:numId="8" w16cid:durableId="1618872493">
+  <w:num w:numId="8" w16cid:durableId="812983084">
     <w:abstractNumId w:val="1"/>
   </w:num>
-  <w:num w:numId="9" w16cid:durableId="900557167">
+  <w:num w:numId="9" w16cid:durableId="165437709">
     <w:abstractNumId w:val="0"/>
   </w:num>
 </w:numbering>
